--- a/Grado/IPE/Modelo Canvas.docx
+++ b/Grado/IPE/Modelo Canvas.docx
@@ -1,6 +1,6 @@
 
 <file path=word/document.xml><?xml version="1.0" encoding="utf-8"?>
-<w:document xmlns:wpc="http://schemas.microsoft.com/office/word/2010/wordprocessingCanvas" xmlns:mc="http://schemas.openxmlformats.org/markup-compatibility/2006" xmlns:o="urn:schemas-microsoft-com:office:office" xmlns:r="http://schemas.openxmlformats.org/officeDocument/2006/relationships" xmlns:m="http://schemas.openxmlformats.org/officeDocument/2006/math" xmlns:v="urn:schemas-microsoft-com:vml" xmlns:wp14="http://schemas.microsoft.com/office/word/2010/wordprocessingDrawing" xmlns:wp="http://schemas.openxmlformats.org/drawingml/2006/wordprocessingDrawing" xmlns:w10="urn:schemas-microsoft-com:office:word" xmlns:w="http://schemas.openxmlformats.org/wordprocessingml/2006/main" xmlns:w14="http://schemas.microsoft.com/office/word/2010/wordml" xmlns:w15="http://schemas.microsoft.com/office/word/2012/wordml" xmlns:wpg="http://schemas.microsoft.com/office/word/2010/wordprocessingGroup" xmlns:wpi="http://schemas.microsoft.com/office/word/2010/wordprocessingInk" xmlns:wne="http://schemas.microsoft.com/office/word/2006/wordml" xmlns:wps="http://schemas.microsoft.com/office/word/2010/wordprocessingShape" mc:Ignorable="w14 w15 wp14">
+<w:document xmlns:ve="http://schemas.openxmlformats.org/markup-compatibility/2006" xmlns:o="urn:schemas-microsoft-com:office:office" xmlns:r="http://schemas.openxmlformats.org/officeDocument/2006/relationships" xmlns:m="http://schemas.openxmlformats.org/officeDocument/2006/math" xmlns:v="urn:schemas-microsoft-com:vml" xmlns:wp="http://schemas.openxmlformats.org/drawingml/2006/wordprocessingDrawing" xmlns:w10="urn:schemas-microsoft-com:office:word" xmlns:w="http://schemas.openxmlformats.org/wordprocessingml/2006/main" xmlns:wne="http://schemas.microsoft.com/office/word/2006/wordml">
   <w:body>
     <w:p>
       <w:pPr>
@@ -114,11 +114,13 @@
         <w:spacing w:line="360" w:lineRule="auto"/>
         <w:rPr>
           <w:b/>
-        </w:rPr>
-      </w:pPr>
-      <w:r>
-        <w:rPr>
-          <w:b/>
+          <w:color w:val="ED7D31" w:themeColor="accent2"/>
+        </w:rPr>
+      </w:pPr>
+      <w:r>
+        <w:rPr>
+          <w:b/>
+          <w:color w:val="ED7D31" w:themeColor="accent2"/>
         </w:rPr>
         <w:t>Clasificación A</w:t>
       </w:r>
@@ -133,15 +135,20 @@
         <w:spacing w:line="360" w:lineRule="auto"/>
         <w:rPr>
           <w:b/>
-        </w:rPr>
-      </w:pPr>
-      <w:r>
-        <w:rPr>
-          <w:b/>
+          <w:color w:val="ED7D31" w:themeColor="accent2"/>
+        </w:rPr>
+      </w:pPr>
+      <w:r>
+        <w:rPr>
+          <w:b/>
+          <w:color w:val="ED7D31" w:themeColor="accent2"/>
         </w:rPr>
         <w:t xml:space="preserve">Demografía: </w:t>
       </w:r>
       <w:r>
+        <w:rPr>
+          <w:color w:val="ED7D31" w:themeColor="accent2"/>
+        </w:rPr>
         <w:t>Edad, sexo, poder adquisitivo…</w:t>
       </w:r>
     </w:p>
@@ -155,21 +162,27 @@
         <w:spacing w:line="360" w:lineRule="auto"/>
         <w:rPr>
           <w:b/>
-        </w:rPr>
-      </w:pPr>
-      <w:r>
-        <w:rPr>
-          <w:b/>
+          <w:color w:val="ED7D31" w:themeColor="accent2"/>
+        </w:rPr>
+      </w:pPr>
+      <w:r>
+        <w:rPr>
+          <w:b/>
+          <w:color w:val="ED7D31" w:themeColor="accent2"/>
         </w:rPr>
         <w:t>Psicología y comportamiento:</w:t>
       </w:r>
       <w:r>
         <w:rPr>
           <w:b/>
+          <w:color w:val="ED7D31" w:themeColor="accent2"/>
         </w:rPr>
         <w:t xml:space="preserve"> Mapa de empatía </w:t>
       </w:r>
       <w:r>
+        <w:rPr>
+          <w:color w:val="ED7D31" w:themeColor="accent2"/>
+        </w:rPr>
         <w:t>(ver), valores, tradiciones…</w:t>
       </w:r>
     </w:p>
@@ -183,21 +196,20 @@
         <w:spacing w:line="360" w:lineRule="auto"/>
         <w:rPr>
           <w:b/>
-        </w:rPr>
-      </w:pPr>
-      <w:r>
-        <w:rPr>
-          <w:b/>
+          <w:color w:val="ED7D31" w:themeColor="accent2"/>
+        </w:rPr>
+      </w:pPr>
+      <w:r>
+        <w:rPr>
+          <w:b/>
+          <w:color w:val="ED7D31" w:themeColor="accent2"/>
         </w:rPr>
         <w:t>Procedencia:</w:t>
       </w:r>
       <w:r>
         <w:rPr>
-          <w:b/>
-        </w:rPr>
-        <w:t xml:space="preserve"> </w:t>
-      </w:r>
-      <w:r>
+          <w:color w:val="ED7D31" w:themeColor="accent2"/>
+        </w:rPr>
         <w:t>Urbano/rural, idioma y costumbres</w:t>
       </w:r>
     </w:p>
@@ -211,20 +223,16 @@
         <w:spacing w:line="360" w:lineRule="auto"/>
         <w:rPr>
           <w:b/>
-        </w:rPr>
-      </w:pPr>
-      <w:r>
-        <w:rPr>
-          <w:b/>
+          <w:color w:val="ED7D31" w:themeColor="accent2"/>
+        </w:rPr>
+      </w:pPr>
+      <w:r>
+        <w:rPr>
+          <w:b/>
+          <w:color w:val="ED7D31" w:themeColor="accent2"/>
         </w:rPr>
         <w:t>Nivel de estudios:</w:t>
       </w:r>
-      <w:r>
-        <w:rPr>
-          <w:b/>
-        </w:rPr>
-        <w:t xml:space="preserve"> </w:t>
-      </w:r>
     </w:p>
     <w:p>
       <w:pPr>
@@ -236,11 +244,13 @@
         <w:spacing w:line="360" w:lineRule="auto"/>
         <w:rPr>
           <w:b/>
-        </w:rPr>
-      </w:pPr>
-      <w:r>
-        <w:rPr>
-          <w:b/>
+          <w:color w:val="ED7D31" w:themeColor="accent2"/>
+        </w:rPr>
+      </w:pPr>
+      <w:r>
+        <w:rPr>
+          <w:b/>
+          <w:color w:val="ED7D31" w:themeColor="accent2"/>
         </w:rPr>
         <w:t>Clasificación B</w:t>
       </w:r>
@@ -255,31 +265,35 @@
         <w:spacing w:line="360" w:lineRule="auto"/>
         <w:rPr>
           <w:b/>
-        </w:rPr>
-      </w:pPr>
-      <w:r>
-        <w:rPr>
-          <w:b/>
+          <w:color w:val="ED7D31" w:themeColor="accent2"/>
+        </w:rPr>
+      </w:pPr>
+      <w:r>
+        <w:rPr>
+          <w:b/>
+          <w:color w:val="ED7D31" w:themeColor="accent2"/>
         </w:rPr>
         <w:t>Mercado de masas</w:t>
       </w:r>
       <w:r>
         <w:rPr>
           <w:b/>
+          <w:color w:val="ED7D31" w:themeColor="accent2"/>
         </w:rPr>
         <w:tab/>
-        <w:t xml:space="preserve"> </w:t>
       </w:r>
       <w:r>
         <w:rPr>
           <w:rFonts w:cstheme="minorHAnsi"/>
           <w:b/>
+          <w:color w:val="ED7D31" w:themeColor="accent2"/>
         </w:rPr>
         <w:t>•</w:t>
       </w:r>
       <w:r>
         <w:rPr>
           <w:b/>
+          <w:color w:val="ED7D31" w:themeColor="accent2"/>
         </w:rPr>
         <w:t xml:space="preserve"> Mercado diversificado</w:t>
       </w:r>
@@ -287,6 +301,7 @@
         <w:rPr>
           <w:rFonts w:cstheme="minorHAnsi"/>
           <w:b/>
+          <w:color w:val="ED7D31" w:themeColor="accent2"/>
         </w:rPr>
         <w:t>***</w:t>
       </w:r>
@@ -301,11 +316,13 @@
         <w:spacing w:line="360" w:lineRule="auto"/>
         <w:rPr>
           <w:b/>
-        </w:rPr>
-      </w:pPr>
-      <w:r>
-        <w:rPr>
-          <w:b/>
+          <w:color w:val="ED7D31" w:themeColor="accent2"/>
+        </w:rPr>
+      </w:pPr>
+      <w:r>
+        <w:rPr>
+          <w:b/>
+          <w:color w:val="ED7D31" w:themeColor="accent2"/>
         </w:rPr>
         <w:t>Nichos de mercado</w:t>
       </w:r>
@@ -313,20 +330,22 @@
         <w:rPr>
           <w:rFonts w:cstheme="minorHAnsi"/>
           <w:b/>
+          <w:color w:val="ED7D31" w:themeColor="accent2"/>
         </w:rPr>
         <w:t>*</w:t>
       </w:r>
       <w:r>
         <w:rPr>
           <w:b/>
+          <w:color w:val="ED7D31" w:themeColor="accent2"/>
         </w:rPr>
         <w:tab/>
-        <w:t xml:space="preserve"> </w:t>
       </w:r>
       <w:r>
         <w:rPr>
           <w:rFonts w:cstheme="minorHAnsi"/>
           <w:b/>
+          <w:color w:val="ED7D31" w:themeColor="accent2"/>
         </w:rPr>
         <w:t>• Plataformas multilaterales</w:t>
       </w:r>
@@ -341,11 +360,13 @@
         <w:spacing w:line="360" w:lineRule="auto"/>
         <w:rPr>
           <w:b/>
-        </w:rPr>
-      </w:pPr>
-      <w:r>
-        <w:rPr>
-          <w:b/>
+          <w:color w:val="ED7D31" w:themeColor="accent2"/>
+        </w:rPr>
+      </w:pPr>
+      <w:r>
+        <w:rPr>
+          <w:b/>
+          <w:color w:val="ED7D31" w:themeColor="accent2"/>
         </w:rPr>
         <w:t>Mercado segmentado</w:t>
       </w:r>
@@ -353,6 +374,7 @@
         <w:rPr>
           <w:rFonts w:cstheme="minorHAnsi"/>
           <w:b/>
+          <w:color w:val="ED7D31" w:themeColor="accent2"/>
         </w:rPr>
         <w:t>**</w:t>
       </w:r>
@@ -367,11 +389,13 @@
         <w:spacing w:line="360" w:lineRule="auto"/>
         <w:rPr>
           <w:b/>
-        </w:rPr>
-      </w:pPr>
-      <w:r>
-        <w:rPr>
-          <w:b/>
+          <w:color w:val="ED7D31" w:themeColor="accent2"/>
+        </w:rPr>
+      </w:pPr>
+      <w:r>
+        <w:rPr>
+          <w:b/>
+          <w:color w:val="ED7D31" w:themeColor="accent2"/>
         </w:rPr>
         <w:t>Preguntas clave</w:t>
       </w:r>
@@ -386,9 +410,13 @@
         <w:spacing w:line="360" w:lineRule="auto"/>
         <w:rPr>
           <w:b/>
-        </w:rPr>
-      </w:pPr>
-      <w:r>
+          <w:color w:val="ED7D31" w:themeColor="accent2"/>
+        </w:rPr>
+      </w:pPr>
+      <w:r>
+        <w:rPr>
+          <w:color w:val="ED7D31" w:themeColor="accent2"/>
+        </w:rPr>
         <w:t>¿Quiénes son nuestros clientes?</w:t>
       </w:r>
     </w:p>
@@ -402,9 +430,13 @@
         <w:spacing w:line="360" w:lineRule="auto"/>
         <w:rPr>
           <w:b/>
-        </w:rPr>
-      </w:pPr>
-      <w:r>
+          <w:color w:val="ED7D31" w:themeColor="accent2"/>
+        </w:rPr>
+      </w:pPr>
+      <w:r>
+        <w:rPr>
+          <w:color w:val="ED7D31" w:themeColor="accent2"/>
+        </w:rPr>
         <w:t>¿A qué tipo de mercado/cliente se dirige el negocio?</w:t>
       </w:r>
     </w:p>
@@ -418,9 +450,13 @@
         <w:spacing w:line="360" w:lineRule="auto"/>
         <w:rPr>
           <w:b/>
-        </w:rPr>
-      </w:pPr>
-      <w:r>
+          <w:color w:val="ED7D31" w:themeColor="accent2"/>
+        </w:rPr>
+      </w:pPr>
+      <w:r>
+        <w:rPr>
+          <w:color w:val="ED7D31" w:themeColor="accent2"/>
+        </w:rPr>
         <w:t>¿Para quiénes crea valor (utilidad) el producto?</w:t>
       </w:r>
     </w:p>
@@ -432,12 +468,15 @@
           <w:numId w:val="3"/>
         </w:numPr>
         <w:spacing w:line="360" w:lineRule="auto"/>
-      </w:pPr>
-      <w:r>
-        <w:t>¿</w:t>
-      </w:r>
-      <w:r>
-        <w:t>Qué tipo de personas compran el producto?</w:t>
+        <w:rPr>
+          <w:color w:val="ED7D31" w:themeColor="accent2"/>
+        </w:rPr>
+      </w:pPr>
+      <w:r>
+        <w:rPr>
+          <w:color w:val="ED7D31" w:themeColor="accent2"/>
+        </w:rPr>
+        <w:t>¿Qué tipo de personas compran el producto?</w:t>
       </w:r>
     </w:p>
     <w:p>
@@ -448,8 +487,14 @@
           <w:numId w:val="3"/>
         </w:numPr>
         <w:spacing w:line="360" w:lineRule="auto"/>
-      </w:pPr>
-      <w:r>
+        <w:rPr>
+          <w:color w:val="ED7D31" w:themeColor="accent2"/>
+        </w:rPr>
+      </w:pPr>
+      <w:r>
+        <w:rPr>
+          <w:color w:val="ED7D31" w:themeColor="accent2"/>
+        </w:rPr>
         <w:t>¿Hay clientes en un número suficiente?</w:t>
       </w:r>
     </w:p>
@@ -458,108 +503,62 @@
         <w:spacing w:line="360" w:lineRule="auto"/>
         <w:rPr>
           <w:b/>
+          <w:color w:val="ED7D31" w:themeColor="accent2"/>
         </w:rPr>
       </w:pPr>
       <w:r>
         <w:rPr>
           <w:rFonts w:cstheme="minorHAnsi"/>
           <w:b/>
+          <w:color w:val="ED7D31" w:themeColor="accent2"/>
         </w:rPr>
         <w:t xml:space="preserve">* </w:t>
       </w:r>
       <w:r>
         <w:rPr>
           <w:rFonts w:cstheme="minorHAnsi"/>
-        </w:rPr>
-        <w:t xml:space="preserve">Empresas que dependen de otras. </w:t>
-      </w:r>
-      <w:proofErr w:type="spellStart"/>
-      <w:r>
+          <w:color w:val="ED7D31" w:themeColor="accent2"/>
+        </w:rPr>
+        <w:t>Empresas que dependen de otras. P.e. Empresas de neumáticos que dependen de empresas que fabrican automóviles.</w:t>
+      </w:r>
+    </w:p>
+    <w:p>
+      <w:pPr>
+        <w:spacing w:line="360" w:lineRule="auto"/>
         <w:rPr>
           <w:rFonts w:cstheme="minorHAnsi"/>
-        </w:rPr>
-        <w:t>P.e</w:t>
-      </w:r>
-      <w:proofErr w:type="spellEnd"/>
+          <w:color w:val="ED7D31" w:themeColor="accent2"/>
+        </w:rPr>
+      </w:pPr>
       <w:r>
         <w:rPr>
           <w:rFonts w:cstheme="minorHAnsi"/>
-        </w:rPr>
-        <w:t>. Empresas de neumáticos que dependen de empresas que fabrican automóviles.</w:t>
-      </w:r>
-    </w:p>
-    <w:p>
-      <w:pPr>
-        <w:spacing w:line="360" w:lineRule="auto"/>
+          <w:color w:val="ED7D31" w:themeColor="accent2"/>
+        </w:rPr>
+        <w:t xml:space="preserve">**Empresas </w:t>
+      </w:r>
+      <w:r>
         <w:rPr>
           <w:rFonts w:cstheme="minorHAnsi"/>
-        </w:rPr>
-      </w:pPr>
-      <w:r>
+          <w:color w:val="ED7D31" w:themeColor="accent2"/>
+        </w:rPr>
+        <w:t>que ofrecen a clientes con necesidades ligeramente diferentes. P.e. Bancos que ofrecen productos a particulares y a PYMES.</w:t>
+      </w:r>
+    </w:p>
+    <w:p>
+      <w:pPr>
+        <w:spacing w:line="360" w:lineRule="auto"/>
         <w:rPr>
           <w:rFonts w:cstheme="minorHAnsi"/>
-        </w:rPr>
-        <w:t>**</w:t>
-      </w:r>
+          <w:color w:val="ED7D31" w:themeColor="accent2"/>
+        </w:rPr>
+      </w:pPr>
       <w:r>
         <w:rPr>
           <w:rFonts w:cstheme="minorHAnsi"/>
-        </w:rPr>
-        <w:t xml:space="preserve"> </w:t>
-      </w:r>
-      <w:r>
-        <w:rPr>
-          <w:rFonts w:cstheme="minorHAnsi"/>
-        </w:rPr>
-        <w:t xml:space="preserve">Empresas </w:t>
-      </w:r>
-      <w:r>
-        <w:rPr>
-          <w:rFonts w:cstheme="minorHAnsi"/>
-        </w:rPr>
-        <w:t xml:space="preserve">que ofrecen a clientes con necesidades ligeramente diferentes. </w:t>
-      </w:r>
-      <w:proofErr w:type="spellStart"/>
-      <w:r>
-        <w:rPr>
-          <w:rFonts w:cstheme="minorHAnsi"/>
-        </w:rPr>
-        <w:t>P.e</w:t>
-      </w:r>
-      <w:proofErr w:type="spellEnd"/>
-      <w:r>
-        <w:rPr>
-          <w:rFonts w:cstheme="minorHAnsi"/>
-        </w:rPr>
-        <w:t>. Bancos que ofrecen productos a particulares y a PYMES.</w:t>
-      </w:r>
-    </w:p>
-    <w:p>
-      <w:pPr>
-        <w:spacing w:line="360" w:lineRule="auto"/>
-        <w:rPr>
-          <w:rFonts w:cstheme="minorHAnsi"/>
-        </w:rPr>
-      </w:pPr>
-      <w:r>
-        <w:rPr>
-          <w:rFonts w:cstheme="minorHAnsi"/>
-        </w:rPr>
-        <w:t xml:space="preserve">*** Empresas que ofrecen a clientes con necesidades muy diferentes. </w:t>
-      </w:r>
-      <w:proofErr w:type="spellStart"/>
-      <w:r>
-        <w:rPr>
-          <w:rFonts w:cstheme="minorHAnsi"/>
-        </w:rPr>
-        <w:t>P.e</w:t>
-      </w:r>
-      <w:proofErr w:type="spellEnd"/>
-      <w:r>
-        <w:rPr>
-          <w:rFonts w:cstheme="minorHAnsi"/>
-        </w:rPr>
-        <w:t>. Empresas que ofrecen productos distintos a diferentes clientes</w:t>
+          <w:color w:val="ED7D31" w:themeColor="accent2"/>
+        </w:rPr>
+        <w:t>*** Empresas que ofrecen a clientes con necesidades muy diferentes. P.e. Empresas que ofrecen productos distintos a diferentes clientes</w:t>
       </w:r>
     </w:p>
     <w:p>
@@ -593,11 +592,13 @@
         <w:spacing w:line="360" w:lineRule="auto"/>
         <w:rPr>
           <w:b/>
-        </w:rPr>
-      </w:pPr>
-      <w:r>
-        <w:rPr>
-          <w:b/>
+          <w:color w:val="ED7D31" w:themeColor="accent2"/>
+        </w:rPr>
+      </w:pPr>
+      <w:r>
+        <w:rPr>
+          <w:b/>
+          <w:color w:val="ED7D31" w:themeColor="accent2"/>
         </w:rPr>
         <w:t>1. Factores diferenciadores</w:t>
       </w:r>
@@ -612,23 +613,27 @@
         <w:spacing w:line="360" w:lineRule="auto"/>
         <w:rPr>
           <w:b/>
-        </w:rPr>
-      </w:pPr>
-      <w:r>
-        <w:rPr>
-          <w:b/>
+          <w:color w:val="ED7D31" w:themeColor="accent2"/>
+        </w:rPr>
+      </w:pPr>
+      <w:r>
+        <w:rPr>
+          <w:b/>
+          <w:color w:val="ED7D31" w:themeColor="accent2"/>
         </w:rPr>
         <w:t>Diseño</w:t>
       </w:r>
       <w:r>
         <w:rPr>
           <w:b/>
+          <w:color w:val="ED7D31" w:themeColor="accent2"/>
         </w:rPr>
         <w:tab/>
       </w:r>
       <w:r>
         <w:rPr>
           <w:b/>
+          <w:color w:val="ED7D31" w:themeColor="accent2"/>
         </w:rPr>
         <w:tab/>
       </w:r>
@@ -636,12 +641,14 @@
         <w:rPr>
           <w:rFonts w:cstheme="minorHAnsi"/>
           <w:b/>
+          <w:color w:val="ED7D31" w:themeColor="accent2"/>
         </w:rPr>
         <w:t>•</w:t>
       </w:r>
       <w:r>
         <w:rPr>
           <w:b/>
+          <w:color w:val="ED7D31" w:themeColor="accent2"/>
         </w:rPr>
         <w:t xml:space="preserve">     Innovación</w:t>
       </w:r>
@@ -656,23 +663,27 @@
         <w:spacing w:line="360" w:lineRule="auto"/>
         <w:rPr>
           <w:b/>
-        </w:rPr>
-      </w:pPr>
-      <w:r>
-        <w:rPr>
-          <w:b/>
+          <w:color w:val="ED7D31" w:themeColor="accent2"/>
+        </w:rPr>
+      </w:pPr>
+      <w:r>
+        <w:rPr>
+          <w:b/>
+          <w:color w:val="ED7D31" w:themeColor="accent2"/>
         </w:rPr>
         <w:t>Trato</w:t>
       </w:r>
       <w:r>
         <w:rPr>
           <w:b/>
+          <w:color w:val="ED7D31" w:themeColor="accent2"/>
         </w:rPr>
         <w:tab/>
       </w:r>
       <w:r>
         <w:rPr>
           <w:b/>
+          <w:color w:val="ED7D31" w:themeColor="accent2"/>
         </w:rPr>
         <w:tab/>
       </w:r>
@@ -680,12 +691,14 @@
         <w:rPr>
           <w:rFonts w:cstheme="minorHAnsi"/>
           <w:b/>
+          <w:color w:val="ED7D31" w:themeColor="accent2"/>
         </w:rPr>
         <w:t>•</w:t>
       </w:r>
       <w:r>
         <w:rPr>
           <w:b/>
+          <w:color w:val="ED7D31" w:themeColor="accent2"/>
         </w:rPr>
         <w:t xml:space="preserve">     Tiempo</w:t>
       </w:r>
@@ -700,11 +713,13 @@
         <w:spacing w:line="360" w:lineRule="auto"/>
         <w:rPr>
           <w:b/>
-        </w:rPr>
-      </w:pPr>
-      <w:r>
-        <w:rPr>
-          <w:b/>
+          <w:color w:val="ED7D31" w:themeColor="accent2"/>
+        </w:rPr>
+      </w:pPr>
+      <w:r>
+        <w:rPr>
+          <w:b/>
+          <w:color w:val="ED7D31" w:themeColor="accent2"/>
         </w:rPr>
         <w:t>Precio</w:t>
       </w:r>
@@ -714,11 +729,13 @@
         <w:spacing w:line="360" w:lineRule="auto"/>
         <w:rPr>
           <w:b/>
-        </w:rPr>
-      </w:pPr>
-      <w:r>
-        <w:rPr>
-          <w:b/>
+          <w:color w:val="ED7D31" w:themeColor="accent2"/>
+        </w:rPr>
+      </w:pPr>
+      <w:r>
+        <w:rPr>
+          <w:b/>
+          <w:color w:val="ED7D31" w:themeColor="accent2"/>
         </w:rPr>
         <w:t>2. Preguntas clave</w:t>
       </w:r>
@@ -733,9 +750,13 @@
         <w:spacing w:line="360" w:lineRule="auto"/>
         <w:rPr>
           <w:b/>
-        </w:rPr>
-      </w:pPr>
-      <w:r>
+          <w:color w:val="ED7D31" w:themeColor="accent2"/>
+        </w:rPr>
+      </w:pPr>
+      <w:r>
+        <w:rPr>
+          <w:color w:val="ED7D31" w:themeColor="accent2"/>
+        </w:rPr>
         <w:t>¿Qué necesidad cubre el producto?</w:t>
       </w:r>
     </w:p>
@@ -749,9 +770,13 @@
         <w:spacing w:line="360" w:lineRule="auto"/>
         <w:rPr>
           <w:b/>
-        </w:rPr>
-      </w:pPr>
-      <w:r>
+          <w:color w:val="ED7D31" w:themeColor="accent2"/>
+        </w:rPr>
+      </w:pPr>
+      <w:r>
+        <w:rPr>
+          <w:color w:val="ED7D31" w:themeColor="accent2"/>
+        </w:rPr>
         <w:t>¿Qué problemas y soluciones ofrecen a los clientes?</w:t>
       </w:r>
     </w:p>
@@ -765,9 +790,13 @@
         <w:spacing w:line="360" w:lineRule="auto"/>
         <w:rPr>
           <w:b/>
-        </w:rPr>
-      </w:pPr>
-      <w:r>
+          <w:color w:val="ED7D31" w:themeColor="accent2"/>
+        </w:rPr>
+      </w:pPr>
+      <w:r>
+        <w:rPr>
+          <w:color w:val="ED7D31" w:themeColor="accent2"/>
+        </w:rPr>
         <w:t>¿En qué se distingue el producto del resto?</w:t>
       </w:r>
     </w:p>
@@ -781,9 +810,13 @@
         <w:spacing w:line="360" w:lineRule="auto"/>
         <w:rPr>
           <w:b/>
-        </w:rPr>
-      </w:pPr>
-      <w:r>
+          <w:color w:val="ED7D31" w:themeColor="accent2"/>
+        </w:rPr>
+      </w:pPr>
+      <w:r>
+        <w:rPr>
+          <w:color w:val="ED7D31" w:themeColor="accent2"/>
+        </w:rPr>
         <w:t>¿Por qué los clientes estarán dispuestos a pagar por el producto?</w:t>
       </w:r>
     </w:p>
@@ -805,14 +838,21 @@
     <w:p>
       <w:pPr>
         <w:spacing w:line="360" w:lineRule="auto"/>
-      </w:pPr>
-      <w:r>
-        <w:rPr>
-          <w:b/>
+        <w:rPr>
+          <w:color w:val="ED7D31" w:themeColor="accent2"/>
+        </w:rPr>
+      </w:pPr>
+      <w:r>
+        <w:rPr>
+          <w:b/>
+          <w:color w:val="ED7D31" w:themeColor="accent2"/>
         </w:rPr>
         <w:t xml:space="preserve">1. </w:t>
       </w:r>
       <w:r>
+        <w:rPr>
+          <w:color w:val="ED7D31" w:themeColor="accent2"/>
+        </w:rPr>
         <w:t>Existen 5 fases:</w:t>
       </w:r>
     </w:p>
@@ -826,26 +866,33 @@
         <w:spacing w:line="360" w:lineRule="auto"/>
         <w:rPr>
           <w:b/>
-        </w:rPr>
-      </w:pPr>
-      <w:r>
-        <w:rPr>
-          <w:b/>
+          <w:color w:val="ED7D31" w:themeColor="accent2"/>
+        </w:rPr>
+      </w:pPr>
+      <w:r>
+        <w:rPr>
+          <w:b/>
+          <w:color w:val="ED7D31" w:themeColor="accent2"/>
         </w:rPr>
         <w:t>I</w:t>
       </w:r>
       <w:r>
         <w:rPr>
           <w:b/>
+          <w:color w:val="ED7D31" w:themeColor="accent2"/>
         </w:rPr>
         <w:t xml:space="preserve">nformación: </w:t>
       </w:r>
       <w:r>
+        <w:rPr>
+          <w:color w:val="ED7D31" w:themeColor="accent2"/>
+        </w:rPr>
         <w:t xml:space="preserve">¿Cómo damos a conocer el producto? </w:t>
       </w:r>
       <w:r>
         <w:rPr>
           <w:b/>
+          <w:color w:val="ED7D31" w:themeColor="accent2"/>
         </w:rPr>
         <w:t>Promoción y publicidad</w:t>
       </w:r>
@@ -860,26 +907,33 @@
         <w:spacing w:line="360" w:lineRule="auto"/>
         <w:rPr>
           <w:b/>
-        </w:rPr>
-      </w:pPr>
-      <w:r>
-        <w:rPr>
-          <w:b/>
+          <w:color w:val="ED7D31" w:themeColor="accent2"/>
+        </w:rPr>
+      </w:pPr>
+      <w:r>
+        <w:rPr>
+          <w:b/>
+          <w:color w:val="ED7D31" w:themeColor="accent2"/>
         </w:rPr>
         <w:t>E</w:t>
       </w:r>
       <w:r>
         <w:rPr>
           <w:b/>
+          <w:color w:val="ED7D31" w:themeColor="accent2"/>
         </w:rPr>
         <w:t xml:space="preserve">valuación: </w:t>
       </w:r>
       <w:r>
+        <w:rPr>
+          <w:color w:val="ED7D31" w:themeColor="accent2"/>
+        </w:rPr>
         <w:t xml:space="preserve">¿Cómo ayudamos a los clientes a evaluar nuestra propuesta de valor? </w:t>
       </w:r>
       <w:r>
         <w:rPr>
           <w:b/>
+          <w:color w:val="ED7D31" w:themeColor="accent2"/>
         </w:rPr>
         <w:t>Estudio del producto</w:t>
       </w:r>
@@ -894,24 +948,33 @@
         <w:spacing w:line="360" w:lineRule="auto"/>
         <w:rPr>
           <w:b/>
-        </w:rPr>
-      </w:pPr>
-      <w:r>
-        <w:rPr>
-          <w:b/>
+          <w:color w:val="ED7D31" w:themeColor="accent2"/>
+        </w:rPr>
+      </w:pPr>
+      <w:r>
+        <w:rPr>
+          <w:b/>
+          <w:color w:val="ED7D31" w:themeColor="accent2"/>
         </w:rPr>
         <w:t>C</w:t>
       </w:r>
       <w:r>
         <w:rPr>
           <w:b/>
+          <w:color w:val="ED7D31" w:themeColor="accent2"/>
         </w:rPr>
         <w:t xml:space="preserve">ompra: </w:t>
       </w:r>
       <w:r>
+        <w:rPr>
+          <w:color w:val="ED7D31" w:themeColor="accent2"/>
+        </w:rPr>
         <w:t>¿</w:t>
       </w:r>
       <w:r>
+        <w:rPr>
+          <w:color w:val="ED7D31" w:themeColor="accent2"/>
+        </w:rPr>
         <w:t>Cómo (instrumentos) pueden comprar los clientes?</w:t>
       </w:r>
     </w:p>
@@ -925,27 +988,27 @@
         <w:spacing w:line="360" w:lineRule="auto"/>
         <w:rPr>
           <w:b/>
-        </w:rPr>
-      </w:pPr>
-      <w:r>
-        <w:rPr>
-          <w:b/>
+          <w:color w:val="ED7D31" w:themeColor="accent2"/>
+        </w:rPr>
+      </w:pPr>
+      <w:r>
+        <w:rPr>
+          <w:b/>
+          <w:color w:val="ED7D31" w:themeColor="accent2"/>
         </w:rPr>
         <w:t>E</w:t>
       </w:r>
       <w:r>
         <w:rPr>
           <w:b/>
+          <w:color w:val="ED7D31" w:themeColor="accent2"/>
         </w:rPr>
         <w:t>ntrega:</w:t>
       </w:r>
       <w:r>
         <w:rPr>
-          <w:b/>
-        </w:rPr>
-        <w:t xml:space="preserve"> </w:t>
-      </w:r>
-      <w:r>
+          <w:color w:val="ED7D31" w:themeColor="accent2"/>
+        </w:rPr>
         <w:t>¿Cómo se entregarán los productos a los clientes?</w:t>
       </w:r>
     </w:p>
@@ -959,26 +1022,33 @@
         <w:spacing w:line="360" w:lineRule="auto"/>
         <w:rPr>
           <w:b/>
-        </w:rPr>
-      </w:pPr>
-      <w:r>
-        <w:rPr>
-          <w:b/>
+          <w:color w:val="ED7D31" w:themeColor="accent2"/>
+        </w:rPr>
+      </w:pPr>
+      <w:r>
+        <w:rPr>
+          <w:b/>
+          <w:color w:val="ED7D31" w:themeColor="accent2"/>
         </w:rPr>
         <w:t>P</w:t>
       </w:r>
       <w:r>
         <w:rPr>
           <w:b/>
+          <w:color w:val="ED7D31" w:themeColor="accent2"/>
         </w:rPr>
         <w:t xml:space="preserve">osventa: </w:t>
       </w:r>
       <w:r>
+        <w:rPr>
+          <w:color w:val="ED7D31" w:themeColor="accent2"/>
+        </w:rPr>
         <w:t xml:space="preserve">¿Qué servicios de atención posventa se ofrecerán a los clientes? </w:t>
       </w:r>
       <w:r>
         <w:rPr>
           <w:b/>
+          <w:color w:val="ED7D31" w:themeColor="accent2"/>
         </w:rPr>
         <w:t>Servicios postventa y Relaciones con los clientes (Ver 4)</w:t>
       </w:r>
@@ -988,11 +1058,13 @@
         <w:spacing w:line="360" w:lineRule="auto"/>
         <w:rPr>
           <w:b/>
-        </w:rPr>
-      </w:pPr>
-      <w:r>
-        <w:rPr>
-          <w:b/>
+          <w:color w:val="ED7D31" w:themeColor="accent2"/>
+        </w:rPr>
+      </w:pPr>
+      <w:r>
+        <w:rPr>
+          <w:b/>
+          <w:color w:val="ED7D31" w:themeColor="accent2"/>
         </w:rPr>
         <w:t>2. Preguntas clave (Ver las 5 fases)</w:t>
       </w:r>
@@ -1007,9 +1079,13 @@
         <w:spacing w:line="360" w:lineRule="auto"/>
         <w:rPr>
           <w:b/>
-        </w:rPr>
-      </w:pPr>
-      <w:r>
+          <w:color w:val="ED7D31" w:themeColor="accent2"/>
+        </w:rPr>
+      </w:pPr>
+      <w:r>
+        <w:rPr>
+          <w:color w:val="ED7D31" w:themeColor="accent2"/>
+        </w:rPr>
         <w:t>¿Qué medios y soportes intervienen en el proceso?</w:t>
       </w:r>
     </w:p>
@@ -1042,11 +1118,13 @@
         <w:spacing w:line="360" w:lineRule="auto"/>
         <w:rPr>
           <w:b/>
-        </w:rPr>
-      </w:pPr>
-      <w:r>
-        <w:rPr>
-          <w:b/>
+          <w:color w:val="ED7D31" w:themeColor="accent2"/>
+        </w:rPr>
+      </w:pPr>
+      <w:r>
+        <w:rPr>
+          <w:b/>
+          <w:color w:val="ED7D31" w:themeColor="accent2"/>
         </w:rPr>
         <w:t>1. Objetivos.</w:t>
       </w:r>
@@ -1061,15 +1139,20 @@
         <w:spacing w:line="360" w:lineRule="auto"/>
         <w:rPr>
           <w:b/>
-        </w:rPr>
-      </w:pPr>
-      <w:r>
-        <w:rPr>
-          <w:b/>
+          <w:color w:val="ED7D31" w:themeColor="accent2"/>
+        </w:rPr>
+      </w:pPr>
+      <w:r>
+        <w:rPr>
+          <w:b/>
+          <w:color w:val="ED7D31" w:themeColor="accent2"/>
         </w:rPr>
         <w:t xml:space="preserve">Captación clientes: </w:t>
       </w:r>
       <w:r>
+        <w:rPr>
+          <w:color w:val="ED7D31" w:themeColor="accent2"/>
+        </w:rPr>
         <w:t>Clientes nuevos</w:t>
       </w:r>
     </w:p>
@@ -1083,15 +1166,20 @@
         <w:spacing w:line="360" w:lineRule="auto"/>
         <w:rPr>
           <w:b/>
-        </w:rPr>
-      </w:pPr>
-      <w:r>
-        <w:rPr>
-          <w:b/>
+          <w:color w:val="ED7D31" w:themeColor="accent2"/>
+        </w:rPr>
+      </w:pPr>
+      <w:r>
+        <w:rPr>
+          <w:b/>
+          <w:color w:val="ED7D31" w:themeColor="accent2"/>
         </w:rPr>
         <w:t xml:space="preserve">Fidelización clientes: </w:t>
       </w:r>
       <w:r>
+        <w:rPr>
+          <w:color w:val="ED7D31" w:themeColor="accent2"/>
+        </w:rPr>
         <w:t>Mantenimiento de los clientes</w:t>
       </w:r>
     </w:p>
@@ -1105,18 +1193,26 @@
         <w:spacing w:line="360" w:lineRule="auto"/>
         <w:rPr>
           <w:b/>
-        </w:rPr>
-      </w:pPr>
-      <w:r>
+          <w:color w:val="ED7D31" w:themeColor="accent2"/>
+        </w:rPr>
+      </w:pPr>
+      <w:r>
+        <w:rPr>
+          <w:color w:val="ED7D31" w:themeColor="accent2"/>
+        </w:rPr>
         <w:t xml:space="preserve">Realización de </w:t>
       </w:r>
       <w:r>
         <w:rPr>
           <w:b/>
+          <w:color w:val="ED7D31" w:themeColor="accent2"/>
         </w:rPr>
         <w:t xml:space="preserve">estilos, procesos y protocolos </w:t>
       </w:r>
       <w:r>
+        <w:rPr>
+          <w:color w:val="ED7D31" w:themeColor="accent2"/>
+        </w:rPr>
         <w:t>de comunicación según los tipos de clientes</w:t>
       </w:r>
     </w:p>
@@ -1125,11 +1221,13 @@
         <w:spacing w:line="360" w:lineRule="auto"/>
         <w:rPr>
           <w:b/>
-        </w:rPr>
-      </w:pPr>
-      <w:r>
-        <w:rPr>
-          <w:b/>
+          <w:color w:val="ED7D31" w:themeColor="accent2"/>
+        </w:rPr>
+      </w:pPr>
+      <w:r>
+        <w:rPr>
+          <w:b/>
+          <w:color w:val="ED7D31" w:themeColor="accent2"/>
         </w:rPr>
         <w:t>2. Tipos de relaciones.</w:t>
       </w:r>
@@ -1144,11 +1242,13 @@
         <w:spacing w:line="360" w:lineRule="auto"/>
         <w:rPr>
           <w:b/>
-        </w:rPr>
-      </w:pPr>
-      <w:r>
-        <w:rPr>
-          <w:b/>
+          <w:color w:val="ED7D31" w:themeColor="accent2"/>
+        </w:rPr>
+      </w:pPr>
+      <w:r>
+        <w:rPr>
+          <w:b/>
+          <w:color w:val="ED7D31" w:themeColor="accent2"/>
         </w:rPr>
         <w:t>Asistencia personal</w:t>
       </w:r>
@@ -1163,15 +1263,20 @@
         <w:spacing w:line="360" w:lineRule="auto"/>
         <w:rPr>
           <w:b/>
-        </w:rPr>
-      </w:pPr>
-      <w:r>
-        <w:rPr>
-          <w:b/>
+          <w:color w:val="ED7D31" w:themeColor="accent2"/>
+        </w:rPr>
+      </w:pPr>
+      <w:r>
+        <w:rPr>
+          <w:b/>
+          <w:color w:val="ED7D31" w:themeColor="accent2"/>
         </w:rPr>
         <w:t xml:space="preserve">Asistencia personal exclusiva </w:t>
       </w:r>
       <w:r>
+        <w:rPr>
+          <w:color w:val="ED7D31" w:themeColor="accent2"/>
+        </w:rPr>
         <w:t>(clientes con alto poder adquisitivo)</w:t>
       </w:r>
     </w:p>
@@ -1185,11 +1290,13 @@
         <w:spacing w:line="360" w:lineRule="auto"/>
         <w:rPr>
           <w:b/>
-        </w:rPr>
-      </w:pPr>
-      <w:r>
-        <w:rPr>
-          <w:b/>
+          <w:color w:val="ED7D31" w:themeColor="accent2"/>
+        </w:rPr>
+      </w:pPr>
+      <w:r>
+        <w:rPr>
+          <w:b/>
+          <w:color w:val="ED7D31" w:themeColor="accent2"/>
         </w:rPr>
         <w:t>Autoservicio</w:t>
       </w:r>
@@ -1204,15 +1311,20 @@
         <w:spacing w:line="360" w:lineRule="auto"/>
         <w:rPr>
           <w:b/>
-        </w:rPr>
-      </w:pPr>
-      <w:r>
-        <w:rPr>
-          <w:b/>
+          <w:color w:val="ED7D31" w:themeColor="accent2"/>
+        </w:rPr>
+      </w:pPr>
+      <w:r>
+        <w:rPr>
+          <w:b/>
+          <w:color w:val="ED7D31" w:themeColor="accent2"/>
         </w:rPr>
         <w:t xml:space="preserve">Servicios automáticos </w:t>
       </w:r>
       <w:r>
+        <w:rPr>
+          <w:color w:val="ED7D31" w:themeColor="accent2"/>
+        </w:rPr>
         <w:t>(perfiles profesionales en línea)</w:t>
       </w:r>
     </w:p>
@@ -1226,11 +1338,13 @@
         <w:spacing w:line="360" w:lineRule="auto"/>
         <w:rPr>
           <w:b/>
-        </w:rPr>
-      </w:pPr>
-      <w:r>
-        <w:rPr>
-          <w:b/>
+          <w:color w:val="ED7D31" w:themeColor="accent2"/>
+        </w:rPr>
+      </w:pPr>
+      <w:r>
+        <w:rPr>
+          <w:b/>
+          <w:color w:val="ED7D31" w:themeColor="accent2"/>
         </w:rPr>
         <w:t>Comunidades o clubs de usuarios</w:t>
       </w:r>
@@ -1245,15 +1359,20 @@
         <w:spacing w:line="360" w:lineRule="auto"/>
         <w:rPr>
           <w:b/>
-        </w:rPr>
-      </w:pPr>
-      <w:r>
-        <w:rPr>
-          <w:b/>
+          <w:color w:val="ED7D31" w:themeColor="accent2"/>
+        </w:rPr>
+      </w:pPr>
+      <w:r>
+        <w:rPr>
+          <w:b/>
+          <w:color w:val="ED7D31" w:themeColor="accent2"/>
         </w:rPr>
         <w:t xml:space="preserve">Creación colectiva </w:t>
       </w:r>
       <w:r>
+        <w:rPr>
+          <w:color w:val="ED7D31" w:themeColor="accent2"/>
+        </w:rPr>
         <w:t>(Reseña de usuarios, comentarios de los clientes)</w:t>
       </w:r>
     </w:p>
@@ -1262,11 +1381,13 @@
         <w:spacing w:line="360" w:lineRule="auto"/>
         <w:rPr>
           <w:b/>
-        </w:rPr>
-      </w:pPr>
-      <w:r>
-        <w:rPr>
-          <w:b/>
+          <w:color w:val="ED7D31" w:themeColor="accent2"/>
+        </w:rPr>
+      </w:pPr>
+      <w:r>
+        <w:rPr>
+          <w:b/>
+          <w:color w:val="ED7D31" w:themeColor="accent2"/>
         </w:rPr>
         <w:t>3. Preguntas clave.</w:t>
       </w:r>
@@ -1281,14 +1402,19 @@
         <w:spacing w:line="360" w:lineRule="auto"/>
         <w:rPr>
           <w:b/>
-        </w:rPr>
-      </w:pPr>
-      <w:r>
+          <w:color w:val="ED7D31" w:themeColor="accent2"/>
+        </w:rPr>
+      </w:pPr>
+      <w:r>
+        <w:rPr>
+          <w:color w:val="ED7D31" w:themeColor="accent2"/>
+        </w:rPr>
         <w:t xml:space="preserve">¿Cómo captaremos clientes? </w:t>
       </w:r>
       <w:r>
         <w:rPr>
           <w:b/>
+          <w:color w:val="ED7D31" w:themeColor="accent2"/>
         </w:rPr>
         <w:t>Publicidad/promoción</w:t>
       </w:r>
@@ -1303,14 +1429,19 @@
         <w:spacing w:line="360" w:lineRule="auto"/>
         <w:rPr>
           <w:b/>
-        </w:rPr>
-      </w:pPr>
-      <w:r>
+          <w:color w:val="ED7D31" w:themeColor="accent2"/>
+        </w:rPr>
+      </w:pPr>
+      <w:r>
+        <w:rPr>
+          <w:color w:val="ED7D31" w:themeColor="accent2"/>
+        </w:rPr>
         <w:t xml:space="preserve">¿Cómo mantendremos a los clientes? </w:t>
       </w:r>
       <w:r>
         <w:rPr>
           <w:b/>
+          <w:color w:val="ED7D31" w:themeColor="accent2"/>
         </w:rPr>
         <w:t>Ofertas/atención personalizada</w:t>
       </w:r>
@@ -1323,8 +1454,14 @@
           <w:numId w:val="9"/>
         </w:numPr>
         <w:spacing w:line="360" w:lineRule="auto"/>
-      </w:pPr>
-      <w:r>
+        <w:rPr>
+          <w:color w:val="ED7D31" w:themeColor="accent2"/>
+        </w:rPr>
+      </w:pPr>
+      <w:r>
+        <w:rPr>
+          <w:color w:val="ED7D31" w:themeColor="accent2"/>
+        </w:rPr>
         <w:t>¿Cuánto invertir en captar o fidelizar a los clientes?</w:t>
       </w:r>
     </w:p>
@@ -1336,8 +1473,14 @@
           <w:numId w:val="9"/>
         </w:numPr>
         <w:spacing w:line="360" w:lineRule="auto"/>
-      </w:pPr>
-      <w:r>
+        <w:rPr>
+          <w:color w:val="ED7D31" w:themeColor="accent2"/>
+        </w:rPr>
+      </w:pPr>
+      <w:r>
+        <w:rPr>
+          <w:color w:val="ED7D31" w:themeColor="accent2"/>
+        </w:rPr>
         <w:t>¿Qué canales de comunicación usaremos?</w:t>
       </w:r>
     </w:p>
@@ -1626,18 +1769,17 @@
       </w:r>
       <w:r>
         <w:rPr>
+          <w:rFonts w:cstheme="minorHAnsi"/>
           <w:b/>
         </w:rPr>
         <w:t xml:space="preserve">      </w:t>
       </w:r>
-      <w:proofErr w:type="spellStart"/>
       <w:r>
         <w:rPr>
           <w:b/>
         </w:rPr>
         <w:t>Freemium</w:t>
       </w:r>
-      <w:proofErr w:type="spellEnd"/>
     </w:p>
     <w:p>
       <w:pPr>
@@ -2099,9 +2241,6 @@
         <w:t>Ayuda/Asesoramiento/Resolución de problemas:</w:t>
       </w:r>
       <w:r>
-        <w:t xml:space="preserve"> </w:t>
-      </w:r>
-      <w:r>
         <w:t>Consultorías, novedades…</w:t>
       </w:r>
     </w:p>
@@ -2120,14 +2259,12 @@
         </w:rPr>
         <w:t>Actividades Internet (E-</w:t>
       </w:r>
-      <w:proofErr w:type="spellStart"/>
       <w:r>
         <w:rPr>
           <w:b/>
         </w:rPr>
         <w:t>commerce</w:t>
       </w:r>
-      <w:proofErr w:type="spellEnd"/>
       <w:r>
         <w:rPr>
           <w:b/>
@@ -2328,21 +2465,7 @@
         <w:rPr>
           <w:b/>
         </w:rPr>
-        <w:t>Alianzas estratégicas con empresas competidoras (</w:t>
-      </w:r>
-      <w:proofErr w:type="spellStart"/>
-      <w:r>
-        <w:rPr>
-          <w:b/>
-        </w:rPr>
-        <w:t>Coopetición</w:t>
-      </w:r>
-      <w:proofErr w:type="spellEnd"/>
-      <w:r>
-        <w:rPr>
-          <w:b/>
-        </w:rPr>
-        <w:t>)</w:t>
+        <w:t>Alianzas estratégicas con empresas competidoras (Coopetición)</w:t>
       </w:r>
     </w:p>
     <w:p>
@@ -2361,19 +2484,7 @@
         <w:rPr>
           <w:b/>
         </w:rPr>
-        <w:t>Alianzas estratégicas con empresas</w:t>
-      </w:r>
-      <w:r>
-        <w:rPr>
-          <w:b/>
-        </w:rPr>
-        <w:t xml:space="preserve"> no</w:t>
-      </w:r>
-      <w:r>
-        <w:rPr>
-          <w:b/>
-        </w:rPr>
-        <w:t xml:space="preserve"> competidoras</w:t>
+        <w:t>Alianzas estratégicas con empresas no competidoras</w:t>
       </w:r>
     </w:p>
     <w:p>
@@ -2388,33 +2499,11 @@
           <w:b/>
         </w:rPr>
       </w:pPr>
-      <w:proofErr w:type="spellStart"/>
-      <w:r>
-        <w:rPr>
-          <w:b/>
-        </w:rPr>
-        <w:t>Join</w:t>
-      </w:r>
-      <w:proofErr w:type="spellEnd"/>
-      <w:r>
-        <w:rPr>
-          <w:b/>
-        </w:rPr>
-        <w:t xml:space="preserve"> </w:t>
-      </w:r>
-      <w:proofErr w:type="spellStart"/>
-      <w:r>
-        <w:rPr>
-          <w:b/>
-        </w:rPr>
-        <w:t>Ventures</w:t>
-      </w:r>
-      <w:proofErr w:type="spellEnd"/>
-      <w:r>
-        <w:rPr>
-          <w:b/>
-        </w:rPr>
-        <w:t xml:space="preserve"> </w:t>
+      <w:r>
+        <w:rPr>
+          <w:b/>
+        </w:rPr>
+        <w:t>JoinVentures</w:t>
       </w:r>
       <w:r>
         <w:t>(empresas conjuntas)</w:t>
@@ -2845,7 +2934,7 @@
         <w:tblStyle w:val="Tablaconcuadrcula"/>
         <w:tblpPr w:leftFromText="141" w:rightFromText="141" w:vertAnchor="page" w:horzAnchor="margin" w:tblpY="2191"/>
         <w:tblW w:w="0" w:type="auto"/>
-        <w:tblLook w:val="04A0" w:firstRow="1" w:lastRow="0" w:firstColumn="1" w:lastColumn="0" w:noHBand="0" w:noVBand="1"/>
+        <w:tblLook w:val="04A0"/>
       </w:tblPr>
       <w:tblGrid>
         <w:gridCol w:w="2620"/>
@@ -3217,8 +3306,8 @@
 </file>
 
 <file path=word/endnotes.xml><?xml version="1.0" encoding="utf-8"?>
-<w:endnotes xmlns:wpc="http://schemas.microsoft.com/office/word/2010/wordprocessingCanvas" xmlns:mc="http://schemas.openxmlformats.org/markup-compatibility/2006" xmlns:o="urn:schemas-microsoft-com:office:office" xmlns:r="http://schemas.openxmlformats.org/officeDocument/2006/relationships" xmlns:m="http://schemas.openxmlformats.org/officeDocument/2006/math" xmlns:v="urn:schemas-microsoft-com:vml" xmlns:wp14="http://schemas.microsoft.com/office/word/2010/wordprocessingDrawing" xmlns:wp="http://schemas.openxmlformats.org/drawingml/2006/wordprocessingDrawing" xmlns:w10="urn:schemas-microsoft-com:office:word" xmlns:w="http://schemas.openxmlformats.org/wordprocessingml/2006/main" xmlns:w14="http://schemas.microsoft.com/office/word/2010/wordml" xmlns:w15="http://schemas.microsoft.com/office/word/2012/wordml" xmlns:wpg="http://schemas.microsoft.com/office/word/2010/wordprocessingGroup" xmlns:wpi="http://schemas.microsoft.com/office/word/2010/wordprocessingInk" xmlns:wne="http://schemas.microsoft.com/office/word/2006/wordml" xmlns:wps="http://schemas.microsoft.com/office/word/2010/wordprocessingShape" mc:Ignorable="w14 w15 wp14">
-  <w:endnote w:type="separator" w:id="-1">
+<w:endnotes xmlns:ve="http://schemas.openxmlformats.org/markup-compatibility/2006" xmlns:o="urn:schemas-microsoft-com:office:office" xmlns:r="http://schemas.openxmlformats.org/officeDocument/2006/relationships" xmlns:m="http://schemas.openxmlformats.org/officeDocument/2006/math" xmlns:v="urn:schemas-microsoft-com:vml" xmlns:wp="http://schemas.openxmlformats.org/drawingml/2006/wordprocessingDrawing" xmlns:w10="urn:schemas-microsoft-com:office:word" xmlns:w="http://schemas.openxmlformats.org/wordprocessingml/2006/main" xmlns:wne="http://schemas.microsoft.com/office/word/2006/wordml">
+  <w:endnote w:type="separator" w:id="0">
     <w:p>
       <w:pPr>
         <w:spacing w:after="0" w:line="240" w:lineRule="auto"/>
@@ -3228,7 +3317,7 @@
       </w:r>
     </w:p>
   </w:endnote>
-  <w:endnote w:type="continuationSeparator" w:id="0">
+  <w:endnote w:type="continuationSeparator" w:id="1">
     <w:p>
       <w:pPr>
         <w:spacing w:after="0" w:line="240" w:lineRule="auto"/>
@@ -3242,7 +3331,7 @@
 </file>
 
 <file path=word/footer1.xml><?xml version="1.0" encoding="utf-8"?>
-<w:ftr xmlns:wpc="http://schemas.microsoft.com/office/word/2010/wordprocessingCanvas" xmlns:mc="http://schemas.openxmlformats.org/markup-compatibility/2006" xmlns:o="urn:schemas-microsoft-com:office:office" xmlns:r="http://schemas.openxmlformats.org/officeDocument/2006/relationships" xmlns:m="http://schemas.openxmlformats.org/officeDocument/2006/math" xmlns:v="urn:schemas-microsoft-com:vml" xmlns:wp14="http://schemas.microsoft.com/office/word/2010/wordprocessingDrawing" xmlns:wp="http://schemas.openxmlformats.org/drawingml/2006/wordprocessingDrawing" xmlns:w10="urn:schemas-microsoft-com:office:word" xmlns:w="http://schemas.openxmlformats.org/wordprocessingml/2006/main" xmlns:w14="http://schemas.microsoft.com/office/word/2010/wordml" xmlns:w15="http://schemas.microsoft.com/office/word/2012/wordml" xmlns:wpg="http://schemas.microsoft.com/office/word/2010/wordprocessingGroup" xmlns:wpi="http://schemas.microsoft.com/office/word/2010/wordprocessingInk" xmlns:wne="http://schemas.microsoft.com/office/word/2006/wordml" xmlns:wps="http://schemas.microsoft.com/office/word/2010/wordprocessingShape" mc:Ignorable="w14 w15 wp14">
+<w:ftr xmlns:ve="http://schemas.openxmlformats.org/markup-compatibility/2006" xmlns:o="urn:schemas-microsoft-com:office:office" xmlns:r="http://schemas.openxmlformats.org/officeDocument/2006/relationships" xmlns:m="http://schemas.openxmlformats.org/officeDocument/2006/math" xmlns:v="urn:schemas-microsoft-com:vml" xmlns:wp="http://schemas.openxmlformats.org/drawingml/2006/wordprocessingDrawing" xmlns:w10="urn:schemas-microsoft-com:office:word" xmlns:w="http://schemas.openxmlformats.org/wordprocessingml/2006/main" xmlns:wne="http://schemas.microsoft.com/office/word/2006/wordml">
   <w:sdt>
     <w:sdtPr>
       <w:id w:val="-402916422"/>
@@ -3251,7 +3340,6 @@
         <w:docPartUnique/>
       </w:docPartObj>
     </w:sdtPr>
-    <w:sdtEndPr/>
     <w:sdtContent>
       <w:p>
         <w:pPr>
@@ -3271,7 +3359,7 @@
           <w:rPr>
             <w:noProof/>
           </w:rPr>
-          <w:t>8</w:t>
+          <w:t>4</w:t>
         </w:r>
         <w:r>
           <w:fldChar w:fldCharType="end"/>
@@ -3288,8 +3376,8 @@
 </file>
 
 <file path=word/footnotes.xml><?xml version="1.0" encoding="utf-8"?>
-<w:footnotes xmlns:wpc="http://schemas.microsoft.com/office/word/2010/wordprocessingCanvas" xmlns:mc="http://schemas.openxmlformats.org/markup-compatibility/2006" xmlns:o="urn:schemas-microsoft-com:office:office" xmlns:r="http://schemas.openxmlformats.org/officeDocument/2006/relationships" xmlns:m="http://schemas.openxmlformats.org/officeDocument/2006/math" xmlns:v="urn:schemas-microsoft-com:vml" xmlns:wp14="http://schemas.microsoft.com/office/word/2010/wordprocessingDrawing" xmlns:wp="http://schemas.openxmlformats.org/drawingml/2006/wordprocessingDrawing" xmlns:w10="urn:schemas-microsoft-com:office:word" xmlns:w="http://schemas.openxmlformats.org/wordprocessingml/2006/main" xmlns:w14="http://schemas.microsoft.com/office/word/2010/wordml" xmlns:w15="http://schemas.microsoft.com/office/word/2012/wordml" xmlns:wpg="http://schemas.microsoft.com/office/word/2010/wordprocessingGroup" xmlns:wpi="http://schemas.microsoft.com/office/word/2010/wordprocessingInk" xmlns:wne="http://schemas.microsoft.com/office/word/2006/wordml" xmlns:wps="http://schemas.microsoft.com/office/word/2010/wordprocessingShape" mc:Ignorable="w14 w15 wp14">
-  <w:footnote w:type="separator" w:id="-1">
+<w:footnotes xmlns:ve="http://schemas.openxmlformats.org/markup-compatibility/2006" xmlns:o="urn:schemas-microsoft-com:office:office" xmlns:r="http://schemas.openxmlformats.org/officeDocument/2006/relationships" xmlns:m="http://schemas.openxmlformats.org/officeDocument/2006/math" xmlns:v="urn:schemas-microsoft-com:vml" xmlns:wp="http://schemas.openxmlformats.org/drawingml/2006/wordprocessingDrawing" xmlns:w10="urn:schemas-microsoft-com:office:word" xmlns:w="http://schemas.openxmlformats.org/wordprocessingml/2006/main" xmlns:wne="http://schemas.microsoft.com/office/word/2006/wordml">
+  <w:footnote w:type="separator" w:id="0">
     <w:p>
       <w:pPr>
         <w:spacing w:after="0" w:line="240" w:lineRule="auto"/>
@@ -3299,7 +3387,7 @@
       </w:r>
     </w:p>
   </w:footnote>
-  <w:footnote w:type="continuationSeparator" w:id="0">
+  <w:footnote w:type="continuationSeparator" w:id="1">
     <w:p>
       <w:pPr>
         <w:spacing w:after="0" w:line="240" w:lineRule="auto"/>
@@ -3313,8 +3401,8 @@
 </file>
 
 <file path=word/numbering.xml><?xml version="1.0" encoding="utf-8"?>
-<w:numbering xmlns:wpc="http://schemas.microsoft.com/office/word/2010/wordprocessingCanvas" xmlns:mc="http://schemas.openxmlformats.org/markup-compatibility/2006" xmlns:o="urn:schemas-microsoft-com:office:office" xmlns:r="http://schemas.openxmlformats.org/officeDocument/2006/relationships" xmlns:m="http://schemas.openxmlformats.org/officeDocument/2006/math" xmlns:v="urn:schemas-microsoft-com:vml" xmlns:wp14="http://schemas.microsoft.com/office/word/2010/wordprocessingDrawing" xmlns:wp="http://schemas.openxmlformats.org/drawingml/2006/wordprocessingDrawing" xmlns:w10="urn:schemas-microsoft-com:office:word" xmlns:w="http://schemas.openxmlformats.org/wordprocessingml/2006/main" xmlns:w14="http://schemas.microsoft.com/office/word/2010/wordml" xmlns:w15="http://schemas.microsoft.com/office/word/2012/wordml" xmlns:wpg="http://schemas.microsoft.com/office/word/2010/wordprocessingGroup" xmlns:wpi="http://schemas.microsoft.com/office/word/2010/wordprocessingInk" xmlns:wne="http://schemas.microsoft.com/office/word/2006/wordml" xmlns:wps="http://schemas.microsoft.com/office/word/2010/wordprocessingShape" mc:Ignorable="w14 w15 wp14">
-  <w:abstractNum w:abstractNumId="0" w15:restartNumberingAfterBreak="0">
+<w:numbering xmlns:ve="http://schemas.openxmlformats.org/markup-compatibility/2006" xmlns:o="urn:schemas-microsoft-com:office:office" xmlns:r="http://schemas.openxmlformats.org/officeDocument/2006/relationships" xmlns:m="http://schemas.openxmlformats.org/officeDocument/2006/math" xmlns:v="urn:schemas-microsoft-com:vml" xmlns:wp="http://schemas.openxmlformats.org/drawingml/2006/wordprocessingDrawing" xmlns:w10="urn:schemas-microsoft-com:office:word" xmlns:w="http://schemas.openxmlformats.org/wordprocessingml/2006/main" xmlns:wne="http://schemas.microsoft.com/office/word/2006/wordml">
+  <w:abstractNum w:abstractNumId="0">
     <w:nsid w:val="0F4B5C91"/>
     <w:multiLevelType w:val="hybridMultilevel"/>
     <w:tmpl w:val="C0C873B2"/>
@@ -3427,7 +3515,7 @@
       </w:rPr>
     </w:lvl>
   </w:abstractNum>
-  <w:abstractNum w:abstractNumId="1" w15:restartNumberingAfterBreak="0">
+  <w:abstractNum w:abstractNumId="1">
     <w:nsid w:val="12C24A2A"/>
     <w:multiLevelType w:val="hybridMultilevel"/>
     <w:tmpl w:val="06403458"/>
@@ -3540,7 +3628,7 @@
       </w:rPr>
     </w:lvl>
   </w:abstractNum>
-  <w:abstractNum w:abstractNumId="2" w15:restartNumberingAfterBreak="0">
+  <w:abstractNum w:abstractNumId="2">
     <w:nsid w:val="191C7900"/>
     <w:multiLevelType w:val="hybridMultilevel"/>
     <w:tmpl w:val="92E4DE24"/>
@@ -3653,7 +3741,7 @@
       </w:rPr>
     </w:lvl>
   </w:abstractNum>
-  <w:abstractNum w:abstractNumId="3" w15:restartNumberingAfterBreak="0">
+  <w:abstractNum w:abstractNumId="3">
     <w:nsid w:val="1A8512FA"/>
     <w:multiLevelType w:val="hybridMultilevel"/>
     <w:tmpl w:val="79C286C4"/>
@@ -3766,7 +3854,7 @@
       </w:rPr>
     </w:lvl>
   </w:abstractNum>
-  <w:abstractNum w:abstractNumId="4" w15:restartNumberingAfterBreak="0">
+  <w:abstractNum w:abstractNumId="4">
     <w:nsid w:val="2B6E63D5"/>
     <w:multiLevelType w:val="hybridMultilevel"/>
     <w:tmpl w:val="5A609118"/>
@@ -3879,7 +3967,7 @@
       </w:rPr>
     </w:lvl>
   </w:abstractNum>
-  <w:abstractNum w:abstractNumId="5" w15:restartNumberingAfterBreak="0">
+  <w:abstractNum w:abstractNumId="5">
     <w:nsid w:val="30183940"/>
     <w:multiLevelType w:val="hybridMultilevel"/>
     <w:tmpl w:val="1F8A5A8C"/>
@@ -3992,7 +4080,7 @@
       </w:rPr>
     </w:lvl>
   </w:abstractNum>
-  <w:abstractNum w:abstractNumId="6" w15:restartNumberingAfterBreak="0">
+  <w:abstractNum w:abstractNumId="6">
     <w:nsid w:val="32937222"/>
     <w:multiLevelType w:val="hybridMultilevel"/>
     <w:tmpl w:val="9A74FE1A"/>
@@ -4105,7 +4193,7 @@
       </w:rPr>
     </w:lvl>
   </w:abstractNum>
-  <w:abstractNum w:abstractNumId="7" w15:restartNumberingAfterBreak="0">
+  <w:abstractNum w:abstractNumId="7">
     <w:nsid w:val="36732629"/>
     <w:multiLevelType w:val="hybridMultilevel"/>
     <w:tmpl w:val="41421634"/>
@@ -4218,7 +4306,7 @@
       </w:rPr>
     </w:lvl>
   </w:abstractNum>
-  <w:abstractNum w:abstractNumId="8" w15:restartNumberingAfterBreak="0">
+  <w:abstractNum w:abstractNumId="8">
     <w:nsid w:val="399D071C"/>
     <w:multiLevelType w:val="hybridMultilevel"/>
     <w:tmpl w:val="FA623934"/>
@@ -4331,7 +4419,7 @@
       </w:rPr>
     </w:lvl>
   </w:abstractNum>
-  <w:abstractNum w:abstractNumId="9" w15:restartNumberingAfterBreak="0">
+  <w:abstractNum w:abstractNumId="9">
     <w:nsid w:val="47B405D0"/>
     <w:multiLevelType w:val="hybridMultilevel"/>
     <w:tmpl w:val="79D07BB6"/>
@@ -4444,7 +4532,7 @@
       </w:rPr>
     </w:lvl>
   </w:abstractNum>
-  <w:abstractNum w:abstractNumId="10" w15:restartNumberingAfterBreak="0">
+  <w:abstractNum w:abstractNumId="10">
     <w:nsid w:val="4DD11D83"/>
     <w:multiLevelType w:val="hybridMultilevel"/>
     <w:tmpl w:val="E2EE7A58"/>
@@ -4557,7 +4645,7 @@
       </w:rPr>
     </w:lvl>
   </w:abstractNum>
-  <w:abstractNum w:abstractNumId="11" w15:restartNumberingAfterBreak="0">
+  <w:abstractNum w:abstractNumId="11">
     <w:nsid w:val="4E747E26"/>
     <w:multiLevelType w:val="hybridMultilevel"/>
     <w:tmpl w:val="92C409DE"/>
@@ -4670,7 +4758,7 @@
       </w:rPr>
     </w:lvl>
   </w:abstractNum>
-  <w:abstractNum w:abstractNumId="12" w15:restartNumberingAfterBreak="0">
+  <w:abstractNum w:abstractNumId="12">
     <w:nsid w:val="50035510"/>
     <w:multiLevelType w:val="hybridMultilevel"/>
     <w:tmpl w:val="23B8BFF2"/>
@@ -4783,7 +4871,7 @@
       </w:rPr>
     </w:lvl>
   </w:abstractNum>
-  <w:abstractNum w:abstractNumId="13" w15:restartNumberingAfterBreak="0">
+  <w:abstractNum w:abstractNumId="13">
     <w:nsid w:val="50440F24"/>
     <w:multiLevelType w:val="hybridMultilevel"/>
     <w:tmpl w:val="1D36E2DA"/>
@@ -4896,7 +4984,7 @@
       </w:rPr>
     </w:lvl>
   </w:abstractNum>
-  <w:abstractNum w:abstractNumId="14" w15:restartNumberingAfterBreak="0">
+  <w:abstractNum w:abstractNumId="14">
     <w:nsid w:val="53971E9E"/>
     <w:multiLevelType w:val="hybridMultilevel"/>
     <w:tmpl w:val="952ADE66"/>
@@ -5009,7 +5097,7 @@
       </w:rPr>
     </w:lvl>
   </w:abstractNum>
-  <w:abstractNum w:abstractNumId="15" w15:restartNumberingAfterBreak="0">
+  <w:abstractNum w:abstractNumId="15">
     <w:nsid w:val="571F7606"/>
     <w:multiLevelType w:val="hybridMultilevel"/>
     <w:tmpl w:val="3F6A33B0"/>
@@ -5122,7 +5210,7 @@
       </w:rPr>
     </w:lvl>
   </w:abstractNum>
-  <w:abstractNum w:abstractNumId="16" w15:restartNumberingAfterBreak="0">
+  <w:abstractNum w:abstractNumId="16">
     <w:nsid w:val="70D033AB"/>
     <w:multiLevelType w:val="hybridMultilevel"/>
     <w:tmpl w:val="2C786AFA"/>
@@ -5211,7 +5299,7 @@
       </w:pPr>
     </w:lvl>
   </w:abstractNum>
-  <w:abstractNum w:abstractNumId="17" w15:restartNumberingAfterBreak="0">
+  <w:abstractNum w:abstractNumId="17">
     <w:nsid w:val="77E71C20"/>
     <w:multiLevelType w:val="hybridMultilevel"/>
     <w:tmpl w:val="55564E7E"/>
@@ -5324,7 +5412,7 @@
       </w:rPr>
     </w:lvl>
   </w:abstractNum>
-  <w:abstractNum w:abstractNumId="18" w15:restartNumberingAfterBreak="0">
+  <w:abstractNum w:abstractNumId="18">
     <w:nsid w:val="78A11289"/>
     <w:multiLevelType w:val="hybridMultilevel"/>
     <w:tmpl w:val="7DF2166A"/>
@@ -5437,7 +5525,7 @@
       </w:rPr>
     </w:lvl>
   </w:abstractNum>
-  <w:abstractNum w:abstractNumId="19" w15:restartNumberingAfterBreak="0">
+  <w:abstractNum w:abstractNumId="19">
     <w:nsid w:val="79A03170"/>
     <w:multiLevelType w:val="hybridMultilevel"/>
     <w:tmpl w:val="BF1AEA26"/>
@@ -5550,7 +5638,7 @@
       </w:rPr>
     </w:lvl>
   </w:abstractNum>
-  <w:abstractNum w:abstractNumId="20" w15:restartNumberingAfterBreak="0">
+  <w:abstractNum w:abstractNumId="20">
     <w:nsid w:val="7DAD1B4B"/>
     <w:multiLevelType w:val="hybridMultilevel"/>
     <w:tmpl w:val="6E7AC476"/>
@@ -5730,7 +5818,7 @@
 </file>
 
 <file path=word/styles.xml><?xml version="1.0" encoding="utf-8"?>
-<w:styles xmlns:mc="http://schemas.openxmlformats.org/markup-compatibility/2006" xmlns:r="http://schemas.openxmlformats.org/officeDocument/2006/relationships" xmlns:w="http://schemas.openxmlformats.org/wordprocessingml/2006/main" xmlns:w14="http://schemas.microsoft.com/office/word/2010/wordml" xmlns:w15="http://schemas.microsoft.com/office/word/2012/wordml" mc:Ignorable="w14 w15">
+<w:styles xmlns:r="http://schemas.openxmlformats.org/officeDocument/2006/relationships" xmlns:w="http://schemas.openxmlformats.org/wordprocessingml/2006/main">
   <w:docDefaults>
     <w:rPrDefault>
       <w:rPr>
@@ -5746,382 +5834,149 @@
       </w:pPr>
     </w:pPrDefault>
   </w:docDefaults>
-  <w:latentStyles w:defLockedState="0" w:defUIPriority="99" w:defSemiHidden="0" w:defUnhideWhenUsed="0" w:defQFormat="0" w:count="371">
-    <w:lsdException w:name="Normal" w:uiPriority="0" w:qFormat="1"/>
-    <w:lsdException w:name="heading 1" w:uiPriority="9" w:qFormat="1"/>
-    <w:lsdException w:name="heading 2" w:semiHidden="1" w:uiPriority="9" w:unhideWhenUsed="1" w:qFormat="1"/>
-    <w:lsdException w:name="heading 3" w:semiHidden="1" w:uiPriority="9" w:unhideWhenUsed="1" w:qFormat="1"/>
-    <w:lsdException w:name="heading 4" w:semiHidden="1" w:uiPriority="9" w:unhideWhenUsed="1" w:qFormat="1"/>
-    <w:lsdException w:name="heading 5" w:semiHidden="1" w:uiPriority="9" w:unhideWhenUsed="1" w:qFormat="1"/>
-    <w:lsdException w:name="heading 6" w:semiHidden="1" w:uiPriority="9" w:unhideWhenUsed="1" w:qFormat="1"/>
-    <w:lsdException w:name="heading 7" w:semiHidden="1" w:uiPriority="9" w:unhideWhenUsed="1" w:qFormat="1"/>
-    <w:lsdException w:name="heading 8" w:semiHidden="1" w:uiPriority="9" w:unhideWhenUsed="1" w:qFormat="1"/>
-    <w:lsdException w:name="heading 9" w:semiHidden="1" w:uiPriority="9" w:unhideWhenUsed="1" w:qFormat="1"/>
-    <w:lsdException w:name="index 1" w:semiHidden="1" w:unhideWhenUsed="1"/>
-    <w:lsdException w:name="index 2" w:semiHidden="1" w:unhideWhenUsed="1"/>
-    <w:lsdException w:name="index 3" w:semiHidden="1" w:unhideWhenUsed="1"/>
-    <w:lsdException w:name="index 4" w:semiHidden="1" w:unhideWhenUsed="1"/>
-    <w:lsdException w:name="index 5" w:semiHidden="1" w:unhideWhenUsed="1"/>
-    <w:lsdException w:name="index 6" w:semiHidden="1" w:unhideWhenUsed="1"/>
-    <w:lsdException w:name="index 7" w:semiHidden="1" w:unhideWhenUsed="1"/>
-    <w:lsdException w:name="index 8" w:semiHidden="1" w:unhideWhenUsed="1"/>
-    <w:lsdException w:name="index 9" w:semiHidden="1" w:unhideWhenUsed="1"/>
-    <w:lsdException w:name="toc 1" w:semiHidden="1" w:uiPriority="39" w:unhideWhenUsed="1"/>
-    <w:lsdException w:name="toc 2" w:semiHidden="1" w:uiPriority="39" w:unhideWhenUsed="1"/>
-    <w:lsdException w:name="toc 3" w:semiHidden="1" w:uiPriority="39" w:unhideWhenUsed="1"/>
-    <w:lsdException w:name="toc 4" w:semiHidden="1" w:uiPriority="39" w:unhideWhenUsed="1"/>
-    <w:lsdException w:name="toc 5" w:semiHidden="1" w:uiPriority="39" w:unhideWhenUsed="1"/>
-    <w:lsdException w:name="toc 6" w:semiHidden="1" w:uiPriority="39" w:unhideWhenUsed="1"/>
-    <w:lsdException w:name="toc 7" w:semiHidden="1" w:uiPriority="39" w:unhideWhenUsed="1"/>
-    <w:lsdException w:name="toc 8" w:semiHidden="1" w:uiPriority="39" w:unhideWhenUsed="1"/>
-    <w:lsdException w:name="toc 9" w:semiHidden="1" w:uiPriority="39" w:unhideWhenUsed="1"/>
-    <w:lsdException w:name="Normal Indent" w:semiHidden="1" w:unhideWhenUsed="1"/>
-    <w:lsdException w:name="footnote text" w:semiHidden="1" w:unhideWhenUsed="1"/>
-    <w:lsdException w:name="annotation text" w:semiHidden="1" w:unhideWhenUsed="1"/>
-    <w:lsdException w:name="header" w:semiHidden="1" w:unhideWhenUsed="1"/>
-    <w:lsdException w:name="footer" w:semiHidden="1" w:unhideWhenUsed="1"/>
-    <w:lsdException w:name="index heading" w:semiHidden="1" w:unhideWhenUsed="1"/>
-    <w:lsdException w:name="caption" w:semiHidden="1" w:uiPriority="35" w:unhideWhenUsed="1" w:qFormat="1"/>
-    <w:lsdException w:name="table of figures" w:semiHidden="1" w:unhideWhenUsed="1"/>
-    <w:lsdException w:name="envelope address" w:semiHidden="1" w:unhideWhenUsed="1"/>
-    <w:lsdException w:name="envelope return" w:semiHidden="1" w:unhideWhenUsed="1"/>
-    <w:lsdException w:name="footnote reference" w:semiHidden="1" w:unhideWhenUsed="1"/>
-    <w:lsdException w:name="annotation reference" w:semiHidden="1" w:unhideWhenUsed="1"/>
-    <w:lsdException w:name="line number" w:semiHidden="1" w:unhideWhenUsed="1"/>
-    <w:lsdException w:name="page number" w:semiHidden="1" w:unhideWhenUsed="1"/>
-    <w:lsdException w:name="endnote reference" w:semiHidden="1" w:unhideWhenUsed="1"/>
-    <w:lsdException w:name="endnote text" w:semiHidden="1" w:unhideWhenUsed="1"/>
-    <w:lsdException w:name="table of authorities" w:semiHidden="1" w:unhideWhenUsed="1"/>
-    <w:lsdException w:name="macro" w:semiHidden="1" w:unhideWhenUsed="1"/>
-    <w:lsdException w:name="toa heading" w:semiHidden="1" w:unhideWhenUsed="1"/>
-    <w:lsdException w:name="List" w:semiHidden="1" w:unhideWhenUsed="1"/>
-    <w:lsdException w:name="List Bullet" w:semiHidden="1" w:unhideWhenUsed="1"/>
-    <w:lsdException w:name="List Number" w:semiHidden="1" w:unhideWhenUsed="1"/>
-    <w:lsdException w:name="List 2" w:semiHidden="1" w:unhideWhenUsed="1"/>
-    <w:lsdException w:name="List 3" w:semiHidden="1" w:unhideWhenUsed="1"/>
-    <w:lsdException w:name="List 4" w:semiHidden="1" w:unhideWhenUsed="1"/>
-    <w:lsdException w:name="List 5" w:semiHidden="1" w:unhideWhenUsed="1"/>
-    <w:lsdException w:name="List Bullet 2" w:semiHidden="1" w:unhideWhenUsed="1"/>
-    <w:lsdException w:name="List Bullet 3" w:semiHidden="1" w:unhideWhenUsed="1"/>
-    <w:lsdException w:name="List Bullet 4" w:semiHidden="1" w:unhideWhenUsed="1"/>
-    <w:lsdException w:name="List Bullet 5" w:semiHidden="1" w:unhideWhenUsed="1"/>
-    <w:lsdException w:name="List Number 2" w:semiHidden="1" w:unhideWhenUsed="1"/>
-    <w:lsdException w:name="List Number 3" w:semiHidden="1" w:unhideWhenUsed="1"/>
-    <w:lsdException w:name="List Number 4" w:semiHidden="1" w:unhideWhenUsed="1"/>
-    <w:lsdException w:name="List Number 5" w:semiHidden="1" w:unhideWhenUsed="1"/>
-    <w:lsdException w:name="Title" w:uiPriority="10" w:qFormat="1"/>
-    <w:lsdException w:name="Closing" w:semiHidden="1" w:unhideWhenUsed="1"/>
-    <w:lsdException w:name="Signature" w:semiHidden="1" w:unhideWhenUsed="1"/>
-    <w:lsdException w:name="Default Paragraph Font" w:semiHidden="1" w:uiPriority="1" w:unhideWhenUsed="1"/>
-    <w:lsdException w:name="Body Text" w:semiHidden="1" w:unhideWhenUsed="1"/>
-    <w:lsdException w:name="Body Text Indent" w:semiHidden="1" w:unhideWhenUsed="1"/>
-    <w:lsdException w:name="List Continue" w:semiHidden="1" w:unhideWhenUsed="1"/>
-    <w:lsdException w:name="List Continue 2" w:semiHidden="1" w:unhideWhenUsed="1"/>
-    <w:lsdException w:name="List Continue 3" w:semiHidden="1" w:unhideWhenUsed="1"/>
-    <w:lsdException w:name="List Continue 4" w:semiHidden="1" w:unhideWhenUsed="1"/>
-    <w:lsdException w:name="List Continue 5" w:semiHidden="1" w:unhideWhenUsed="1"/>
-    <w:lsdException w:name="Message Header" w:semiHidden="1" w:unhideWhenUsed="1"/>
-    <w:lsdException w:name="Subtitle" w:uiPriority="11" w:qFormat="1"/>
-    <w:lsdException w:name="Salutation" w:semiHidden="1" w:unhideWhenUsed="1"/>
-    <w:lsdException w:name="Date" w:semiHidden="1" w:unhideWhenUsed="1"/>
-    <w:lsdException w:name="Body Text First Indent" w:semiHidden="1" w:unhideWhenUsed="1"/>
-    <w:lsdException w:name="Body Text First Indent 2" w:semiHidden="1" w:unhideWhenUsed="1"/>
-    <w:lsdException w:name="Note Heading" w:semiHidden="1" w:unhideWhenUsed="1"/>
-    <w:lsdException w:name="Body Text 2" w:semiHidden="1" w:unhideWhenUsed="1"/>
-    <w:lsdException w:name="Body Text 3" w:semiHidden="1" w:unhideWhenUsed="1"/>
-    <w:lsdException w:name="Body Text Indent 2" w:semiHidden="1" w:unhideWhenUsed="1"/>
-    <w:lsdException w:name="Body Text Indent 3" w:semiHidden="1" w:unhideWhenUsed="1"/>
-    <w:lsdException w:name="Block Text" w:semiHidden="1" w:unhideWhenUsed="1"/>
-    <w:lsdException w:name="Hyperlink" w:semiHidden="1" w:unhideWhenUsed="1"/>
-    <w:lsdException w:name="FollowedHyperlink" w:semiHidden="1" w:unhideWhenUsed="1"/>
-    <w:lsdException w:name="Strong" w:uiPriority="22" w:qFormat="1"/>
-    <w:lsdException w:name="Emphasis" w:uiPriority="20" w:qFormat="1"/>
-    <w:lsdException w:name="Document Map" w:semiHidden="1" w:unhideWhenUsed="1"/>
-    <w:lsdException w:name="Plain Text" w:semiHidden="1" w:unhideWhenUsed="1"/>
-    <w:lsdException w:name="E-mail Signature" w:semiHidden="1" w:unhideWhenUsed="1"/>
-    <w:lsdException w:name="HTML Top of Form" w:semiHidden="1" w:unhideWhenUsed="1"/>
-    <w:lsdException w:name="HTML Bottom of Form" w:semiHidden="1" w:unhideWhenUsed="1"/>
-    <w:lsdException w:name="Normal (Web)" w:semiHidden="1" w:unhideWhenUsed="1"/>
-    <w:lsdException w:name="HTML Acronym" w:semiHidden="1" w:unhideWhenUsed="1"/>
-    <w:lsdException w:name="HTML Address" w:semiHidden="1" w:unhideWhenUsed="1"/>
-    <w:lsdException w:name="HTML Cite" w:semiHidden="1" w:unhideWhenUsed="1"/>
-    <w:lsdException w:name="HTML Code" w:semiHidden="1" w:unhideWhenUsed="1"/>
-    <w:lsdException w:name="HTML Definition" w:semiHidden="1" w:unhideWhenUsed="1"/>
-    <w:lsdException w:name="HTML Keyboard" w:semiHidden="1" w:unhideWhenUsed="1"/>
-    <w:lsdException w:name="HTML Preformatted" w:semiHidden="1" w:unhideWhenUsed="1"/>
-    <w:lsdException w:name="HTML Sample" w:semiHidden="1" w:unhideWhenUsed="1"/>
-    <w:lsdException w:name="HTML Typewriter" w:semiHidden="1" w:unhideWhenUsed="1"/>
-    <w:lsdException w:name="HTML Variable" w:semiHidden="1" w:unhideWhenUsed="1"/>
-    <w:lsdException w:name="Normal Table" w:semiHidden="1" w:unhideWhenUsed="1"/>
-    <w:lsdException w:name="annotation subject" w:semiHidden="1" w:unhideWhenUsed="1"/>
-    <w:lsdException w:name="No List" w:semiHidden="1" w:unhideWhenUsed="1"/>
-    <w:lsdException w:name="Outline List 1" w:semiHidden="1" w:unhideWhenUsed="1"/>
-    <w:lsdException w:name="Outline List 2" w:semiHidden="1" w:unhideWhenUsed="1"/>
-    <w:lsdException w:name="Outline List 3" w:semiHidden="1" w:unhideWhenUsed="1"/>
-    <w:lsdException w:name="Table Simple 1" w:semiHidden="1" w:unhideWhenUsed="1"/>
-    <w:lsdException w:name="Table Simple 2" w:semiHidden="1" w:unhideWhenUsed="1"/>
-    <w:lsdException w:name="Table Simple 3" w:semiHidden="1" w:unhideWhenUsed="1"/>
-    <w:lsdException w:name="Table Classic 1" w:semiHidden="1" w:unhideWhenUsed="1"/>
-    <w:lsdException w:name="Table Classic 2" w:semiHidden="1" w:unhideWhenUsed="1"/>
-    <w:lsdException w:name="Table Classic 3" w:semiHidden="1" w:unhideWhenUsed="1"/>
-    <w:lsdException w:name="Table Classic 4" w:semiHidden="1" w:unhideWhenUsed="1"/>
-    <w:lsdException w:name="Table Colorful 1" w:semiHidden="1" w:unhideWhenUsed="1"/>
-    <w:lsdException w:name="Table Colorful 2" w:semiHidden="1" w:unhideWhenUsed="1"/>
-    <w:lsdException w:name="Table Colorful 3" w:semiHidden="1" w:unhideWhenUsed="1"/>
-    <w:lsdException w:name="Table Columns 1" w:semiHidden="1" w:unhideWhenUsed="1"/>
-    <w:lsdException w:name="Table Columns 2" w:semiHidden="1" w:unhideWhenUsed="1"/>
-    <w:lsdException w:name="Table Columns 3" w:semiHidden="1" w:unhideWhenUsed="1"/>
-    <w:lsdException w:name="Table Columns 4" w:semiHidden="1" w:unhideWhenUsed="1"/>
-    <w:lsdException w:name="Table Columns 5" w:semiHidden="1" w:unhideWhenUsed="1"/>
-    <w:lsdException w:name="Table Grid 1" w:semiHidden="1" w:unhideWhenUsed="1"/>
-    <w:lsdException w:name="Table Grid 2" w:semiHidden="1" w:unhideWhenUsed="1"/>
-    <w:lsdException w:name="Table Grid 3" w:semiHidden="1" w:unhideWhenUsed="1"/>
-    <w:lsdException w:name="Table Grid 4" w:semiHidden="1" w:unhideWhenUsed="1"/>
-    <w:lsdException w:name="Table Grid 5" w:semiHidden="1" w:unhideWhenUsed="1"/>
-    <w:lsdException w:name="Table Grid 6" w:semiHidden="1" w:unhideWhenUsed="1"/>
-    <w:lsdException w:name="Table Grid 7" w:semiHidden="1" w:unhideWhenUsed="1"/>
-    <w:lsdException w:name="Table Grid 8" w:semiHidden="1" w:unhideWhenUsed="1"/>
-    <w:lsdException w:name="Table List 1" w:semiHidden="1" w:unhideWhenUsed="1"/>
-    <w:lsdException w:name="Table List 2" w:semiHidden="1" w:unhideWhenUsed="1"/>
-    <w:lsdException w:name="Table List 3" w:semiHidden="1" w:unhideWhenUsed="1"/>
-    <w:lsdException w:name="Table List 4" w:semiHidden="1" w:unhideWhenUsed="1"/>
-    <w:lsdException w:name="Table List 5" w:semiHidden="1" w:unhideWhenUsed="1"/>
-    <w:lsdException w:name="Table List 6" w:semiHidden="1" w:unhideWhenUsed="1"/>
-    <w:lsdException w:name="Table List 7" w:semiHidden="1" w:unhideWhenUsed="1"/>
-    <w:lsdException w:name="Table List 8" w:semiHidden="1" w:unhideWhenUsed="1"/>
-    <w:lsdException w:name="Table 3D effects 1" w:semiHidden="1" w:unhideWhenUsed="1"/>
-    <w:lsdException w:name="Table 3D effects 2" w:semiHidden="1" w:unhideWhenUsed="1"/>
-    <w:lsdException w:name="Table 3D effects 3" w:semiHidden="1" w:unhideWhenUsed="1"/>
-    <w:lsdException w:name="Table Contemporary" w:semiHidden="1" w:unhideWhenUsed="1"/>
-    <w:lsdException w:name="Table Elegant" w:semiHidden="1" w:unhideWhenUsed="1"/>
-    <w:lsdException w:name="Table Professional" w:semiHidden="1" w:unhideWhenUsed="1"/>
-    <w:lsdException w:name="Table Subtle 1" w:semiHidden="1" w:unhideWhenUsed="1"/>
-    <w:lsdException w:name="Table Subtle 2" w:semiHidden="1" w:unhideWhenUsed="1"/>
-    <w:lsdException w:name="Table Web 1" w:semiHidden="1" w:unhideWhenUsed="1"/>
-    <w:lsdException w:name="Table Web 2" w:semiHidden="1" w:unhideWhenUsed="1"/>
-    <w:lsdException w:name="Table Web 3" w:semiHidden="1" w:unhideWhenUsed="1"/>
-    <w:lsdException w:name="Balloon Text" w:semiHidden="1" w:unhideWhenUsed="1"/>
-    <w:lsdException w:name="Table Grid" w:uiPriority="39"/>
-    <w:lsdException w:name="Table Theme" w:semiHidden="1" w:unhideWhenUsed="1"/>
-    <w:lsdException w:name="Placeholder Text" w:semiHidden="1"/>
-    <w:lsdException w:name="No Spacing" w:uiPriority="1" w:qFormat="1"/>
-    <w:lsdException w:name="Light Shading" w:uiPriority="60"/>
-    <w:lsdException w:name="Light List" w:uiPriority="61"/>
-    <w:lsdException w:name="Light Grid" w:uiPriority="62"/>
-    <w:lsdException w:name="Medium Shading 1" w:uiPriority="63"/>
-    <w:lsdException w:name="Medium Shading 2" w:uiPriority="64"/>
-    <w:lsdException w:name="Medium List 1" w:uiPriority="65"/>
-    <w:lsdException w:name="Medium List 2" w:uiPriority="66"/>
-    <w:lsdException w:name="Medium Grid 1" w:uiPriority="67"/>
-    <w:lsdException w:name="Medium Grid 2" w:uiPriority="68"/>
-    <w:lsdException w:name="Medium Grid 3" w:uiPriority="69"/>
-    <w:lsdException w:name="Dark List" w:uiPriority="70"/>
-    <w:lsdException w:name="Colorful Shading" w:uiPriority="71"/>
-    <w:lsdException w:name="Colorful List" w:uiPriority="72"/>
-    <w:lsdException w:name="Colorful Grid" w:uiPriority="73"/>
-    <w:lsdException w:name="Light Shading Accent 1" w:uiPriority="60"/>
-    <w:lsdException w:name="Light List Accent 1" w:uiPriority="61"/>
-    <w:lsdException w:name="Light Grid Accent 1" w:uiPriority="62"/>
-    <w:lsdException w:name="Medium Shading 1 Accent 1" w:uiPriority="63"/>
-    <w:lsdException w:name="Medium Shading 2 Accent 1" w:uiPriority="64"/>
-    <w:lsdException w:name="Medium List 1 Accent 1" w:uiPriority="65"/>
-    <w:lsdException w:name="Revision" w:semiHidden="1"/>
-    <w:lsdException w:name="List Paragraph" w:uiPriority="34" w:qFormat="1"/>
-    <w:lsdException w:name="Quote" w:uiPriority="29" w:qFormat="1"/>
-    <w:lsdException w:name="Intense Quote" w:uiPriority="30" w:qFormat="1"/>
-    <w:lsdException w:name="Medium List 2 Accent 1" w:uiPriority="66"/>
-    <w:lsdException w:name="Medium Grid 1 Accent 1" w:uiPriority="67"/>
-    <w:lsdException w:name="Medium Grid 2 Accent 1" w:uiPriority="68"/>
-    <w:lsdException w:name="Medium Grid 3 Accent 1" w:uiPriority="69"/>
-    <w:lsdException w:name="Dark List Accent 1" w:uiPriority="70"/>
-    <w:lsdException w:name="Colorful Shading Accent 1" w:uiPriority="71"/>
-    <w:lsdException w:name="Colorful List Accent 1" w:uiPriority="72"/>
-    <w:lsdException w:name="Colorful Grid Accent 1" w:uiPriority="73"/>
-    <w:lsdException w:name="Light Shading Accent 2" w:uiPriority="60"/>
-    <w:lsdException w:name="Light List Accent 2" w:uiPriority="61"/>
-    <w:lsdException w:name="Light Grid Accent 2" w:uiPriority="62"/>
-    <w:lsdException w:name="Medium Shading 1 Accent 2" w:uiPriority="63"/>
-    <w:lsdException w:name="Medium Shading 2 Accent 2" w:uiPriority="64"/>
-    <w:lsdException w:name="Medium List 1 Accent 2" w:uiPriority="65"/>
-    <w:lsdException w:name="Medium List 2 Accent 2" w:uiPriority="66"/>
-    <w:lsdException w:name="Medium Grid 1 Accent 2" w:uiPriority="67"/>
-    <w:lsdException w:name="Medium Grid 2 Accent 2" w:uiPriority="68"/>
-    <w:lsdException w:name="Medium Grid 3 Accent 2" w:uiPriority="69"/>
-    <w:lsdException w:name="Dark List Accent 2" w:uiPriority="70"/>
-    <w:lsdException w:name="Colorful Shading Accent 2" w:uiPriority="71"/>
-    <w:lsdException w:name="Colorful List Accent 2" w:uiPriority="72"/>
-    <w:lsdException w:name="Colorful Grid Accent 2" w:uiPriority="73"/>
-    <w:lsdException w:name="Light Shading Accent 3" w:uiPriority="60"/>
-    <w:lsdException w:name="Light List Accent 3" w:uiPriority="61"/>
-    <w:lsdException w:name="Light Grid Accent 3" w:uiPriority="62"/>
-    <w:lsdException w:name="Medium Shading 1 Accent 3" w:uiPriority="63"/>
-    <w:lsdException w:name="Medium Shading 2 Accent 3" w:uiPriority="64"/>
-    <w:lsdException w:name="Medium List 1 Accent 3" w:uiPriority="65"/>
-    <w:lsdException w:name="Medium List 2 Accent 3" w:uiPriority="66"/>
-    <w:lsdException w:name="Medium Grid 1 Accent 3" w:uiPriority="67"/>
-    <w:lsdException w:name="Medium Grid 2 Accent 3" w:uiPriority="68"/>
-    <w:lsdException w:name="Medium Grid 3 Accent 3" w:uiPriority="69"/>
-    <w:lsdException w:name="Dark List Accent 3" w:uiPriority="70"/>
-    <w:lsdException w:name="Colorful Shading Accent 3" w:uiPriority="71"/>
-    <w:lsdException w:name="Colorful List Accent 3" w:uiPriority="72"/>
-    <w:lsdException w:name="Colorful Grid Accent 3" w:uiPriority="73"/>
-    <w:lsdException w:name="Light Shading Accent 4" w:uiPriority="60"/>
-    <w:lsdException w:name="Light List Accent 4" w:uiPriority="61"/>
-    <w:lsdException w:name="Light Grid Accent 4" w:uiPriority="62"/>
-    <w:lsdException w:name="Medium Shading 1 Accent 4" w:uiPriority="63"/>
-    <w:lsdException w:name="Medium Shading 2 Accent 4" w:uiPriority="64"/>
-    <w:lsdException w:name="Medium List 1 Accent 4" w:uiPriority="65"/>
-    <w:lsdException w:name="Medium List 2 Accent 4" w:uiPriority="66"/>
-    <w:lsdException w:name="Medium Grid 1 Accent 4" w:uiPriority="67"/>
-    <w:lsdException w:name="Medium Grid 2 Accent 4" w:uiPriority="68"/>
-    <w:lsdException w:name="Medium Grid 3 Accent 4" w:uiPriority="69"/>
-    <w:lsdException w:name="Dark List Accent 4" w:uiPriority="70"/>
-    <w:lsdException w:name="Colorful Shading Accent 4" w:uiPriority="71"/>
-    <w:lsdException w:name="Colorful List Accent 4" w:uiPriority="72"/>
-    <w:lsdException w:name="Colorful Grid Accent 4" w:uiPriority="73"/>
-    <w:lsdException w:name="Light Shading Accent 5" w:uiPriority="60"/>
-    <w:lsdException w:name="Light List Accent 5" w:uiPriority="61"/>
-    <w:lsdException w:name="Light Grid Accent 5" w:uiPriority="62"/>
-    <w:lsdException w:name="Medium Shading 1 Accent 5" w:uiPriority="63"/>
-    <w:lsdException w:name="Medium Shading 2 Accent 5" w:uiPriority="64"/>
-    <w:lsdException w:name="Medium List 1 Accent 5" w:uiPriority="65"/>
-    <w:lsdException w:name="Medium List 2 Accent 5" w:uiPriority="66"/>
-    <w:lsdException w:name="Medium Grid 1 Accent 5" w:uiPriority="67"/>
-    <w:lsdException w:name="Medium Grid 2 Accent 5" w:uiPriority="68"/>
-    <w:lsdException w:name="Medium Grid 3 Accent 5" w:uiPriority="69"/>
-    <w:lsdException w:name="Dark List Accent 5" w:uiPriority="70"/>
-    <w:lsdException w:name="Colorful Shading Accent 5" w:uiPriority="71"/>
-    <w:lsdException w:name="Colorful List Accent 5" w:uiPriority="72"/>
-    <w:lsdException w:name="Colorful Grid Accent 5" w:uiPriority="73"/>
-    <w:lsdException w:name="Light Shading Accent 6" w:uiPriority="60"/>
-    <w:lsdException w:name="Light List Accent 6" w:uiPriority="61"/>
-    <w:lsdException w:name="Light Grid Accent 6" w:uiPriority="62"/>
-    <w:lsdException w:name="Medium Shading 1 Accent 6" w:uiPriority="63"/>
-    <w:lsdException w:name="Medium Shading 2 Accent 6" w:uiPriority="64"/>
-    <w:lsdException w:name="Medium List 1 Accent 6" w:uiPriority="65"/>
-    <w:lsdException w:name="Medium List 2 Accent 6" w:uiPriority="66"/>
-    <w:lsdException w:name="Medium Grid 1 Accent 6" w:uiPriority="67"/>
-    <w:lsdException w:name="Medium Grid 2 Accent 6" w:uiPriority="68"/>
-    <w:lsdException w:name="Medium Grid 3 Accent 6" w:uiPriority="69"/>
-    <w:lsdException w:name="Dark List Accent 6" w:uiPriority="70"/>
-    <w:lsdException w:name="Colorful Shading Accent 6" w:uiPriority="71"/>
-    <w:lsdException w:name="Colorful List Accent 6" w:uiPriority="72"/>
-    <w:lsdException w:name="Colorful Grid Accent 6" w:uiPriority="73"/>
-    <w:lsdException w:name="Subtle Emphasis" w:uiPriority="19" w:qFormat="1"/>
-    <w:lsdException w:name="Intense Emphasis" w:uiPriority="21" w:qFormat="1"/>
-    <w:lsdException w:name="Subtle Reference" w:uiPriority="31" w:qFormat="1"/>
-    <w:lsdException w:name="Intense Reference" w:uiPriority="32" w:qFormat="1"/>
-    <w:lsdException w:name="Book Title" w:uiPriority="33" w:qFormat="1"/>
-    <w:lsdException w:name="Bibliography" w:semiHidden="1" w:uiPriority="37" w:unhideWhenUsed="1"/>
-    <w:lsdException w:name="TOC Heading" w:semiHidden="1" w:uiPriority="39" w:unhideWhenUsed="1" w:qFormat="1"/>
-    <w:lsdException w:name="Plain Table 1" w:uiPriority="41"/>
-    <w:lsdException w:name="Plain Table 2" w:uiPriority="42"/>
-    <w:lsdException w:name="Plain Table 3" w:uiPriority="43"/>
-    <w:lsdException w:name="Plain Table 4" w:uiPriority="44"/>
-    <w:lsdException w:name="Plain Table 5" w:uiPriority="45"/>
-    <w:lsdException w:name="Grid Table Light" w:uiPriority="40"/>
-    <w:lsdException w:name="Grid Table 1 Light" w:uiPriority="46"/>
-    <w:lsdException w:name="Grid Table 2" w:uiPriority="47"/>
-    <w:lsdException w:name="Grid Table 3" w:uiPriority="48"/>
-    <w:lsdException w:name="Grid Table 4" w:uiPriority="49"/>
-    <w:lsdException w:name="Grid Table 5 Dark" w:uiPriority="50"/>
-    <w:lsdException w:name="Grid Table 6 Colorful" w:uiPriority="51"/>
-    <w:lsdException w:name="Grid Table 7 Colorful" w:uiPriority="52"/>
-    <w:lsdException w:name="Grid Table 1 Light Accent 1" w:uiPriority="46"/>
-    <w:lsdException w:name="Grid Table 2 Accent 1" w:uiPriority="47"/>
-    <w:lsdException w:name="Grid Table 3 Accent 1" w:uiPriority="48"/>
-    <w:lsdException w:name="Grid Table 4 Accent 1" w:uiPriority="49"/>
-    <w:lsdException w:name="Grid Table 5 Dark Accent 1" w:uiPriority="50"/>
-    <w:lsdException w:name="Grid Table 6 Colorful Accent 1" w:uiPriority="51"/>
-    <w:lsdException w:name="Grid Table 7 Colorful Accent 1" w:uiPriority="52"/>
-    <w:lsdException w:name="Grid Table 1 Light Accent 2" w:uiPriority="46"/>
-    <w:lsdException w:name="Grid Table 2 Accent 2" w:uiPriority="47"/>
-    <w:lsdException w:name="Grid Table 3 Accent 2" w:uiPriority="48"/>
-    <w:lsdException w:name="Grid Table 4 Accent 2" w:uiPriority="49"/>
-    <w:lsdException w:name="Grid Table 5 Dark Accent 2" w:uiPriority="50"/>
-    <w:lsdException w:name="Grid Table 6 Colorful Accent 2" w:uiPriority="51"/>
-    <w:lsdException w:name="Grid Table 7 Colorful Accent 2" w:uiPriority="52"/>
-    <w:lsdException w:name="Grid Table 1 Light Accent 3" w:uiPriority="46"/>
-    <w:lsdException w:name="Grid Table 2 Accent 3" w:uiPriority="47"/>
-    <w:lsdException w:name="Grid Table 3 Accent 3" w:uiPriority="48"/>
-    <w:lsdException w:name="Grid Table 4 Accent 3" w:uiPriority="49"/>
-    <w:lsdException w:name="Grid Table 5 Dark Accent 3" w:uiPriority="50"/>
-    <w:lsdException w:name="Grid Table 6 Colorful Accent 3" w:uiPriority="51"/>
-    <w:lsdException w:name="Grid Table 7 Colorful Accent 3" w:uiPriority="52"/>
-    <w:lsdException w:name="Grid Table 1 Light Accent 4" w:uiPriority="46"/>
-    <w:lsdException w:name="Grid Table 2 Accent 4" w:uiPriority="47"/>
-    <w:lsdException w:name="Grid Table 3 Accent 4" w:uiPriority="48"/>
-    <w:lsdException w:name="Grid Table 4 Accent 4" w:uiPriority="49"/>
-    <w:lsdException w:name="Grid Table 5 Dark Accent 4" w:uiPriority="50"/>
-    <w:lsdException w:name="Grid Table 6 Colorful Accent 4" w:uiPriority="51"/>
-    <w:lsdException w:name="Grid Table 7 Colorful Accent 4" w:uiPriority="52"/>
-    <w:lsdException w:name="Grid Table 1 Light Accent 5" w:uiPriority="46"/>
-    <w:lsdException w:name="Grid Table 2 Accent 5" w:uiPriority="47"/>
-    <w:lsdException w:name="Grid Table 3 Accent 5" w:uiPriority="48"/>
-    <w:lsdException w:name="Grid Table 4 Accent 5" w:uiPriority="49"/>
-    <w:lsdException w:name="Grid Table 5 Dark Accent 5" w:uiPriority="50"/>
-    <w:lsdException w:name="Grid Table 6 Colorful Accent 5" w:uiPriority="51"/>
-    <w:lsdException w:name="Grid Table 7 Colorful Accent 5" w:uiPriority="52"/>
-    <w:lsdException w:name="Grid Table 1 Light Accent 6" w:uiPriority="46"/>
-    <w:lsdException w:name="Grid Table 2 Accent 6" w:uiPriority="47"/>
-    <w:lsdException w:name="Grid Table 3 Accent 6" w:uiPriority="48"/>
-    <w:lsdException w:name="Grid Table 4 Accent 6" w:uiPriority="49"/>
-    <w:lsdException w:name="Grid Table 5 Dark Accent 6" w:uiPriority="50"/>
-    <w:lsdException w:name="Grid Table 6 Colorful Accent 6" w:uiPriority="51"/>
-    <w:lsdException w:name="Grid Table 7 Colorful Accent 6" w:uiPriority="52"/>
-    <w:lsdException w:name="List Table 1 Light" w:uiPriority="46"/>
-    <w:lsdException w:name="List Table 2" w:uiPriority="47"/>
-    <w:lsdException w:name="List Table 3" w:uiPriority="48"/>
-    <w:lsdException w:name="List Table 4" w:uiPriority="49"/>
-    <w:lsdException w:name="List Table 5 Dark" w:uiPriority="50"/>
-    <w:lsdException w:name="List Table 6 Colorful" w:uiPriority="51"/>
-    <w:lsdException w:name="List Table 7 Colorful" w:uiPriority="52"/>
-    <w:lsdException w:name="List Table 1 Light Accent 1" w:uiPriority="46"/>
-    <w:lsdException w:name="List Table 2 Accent 1" w:uiPriority="47"/>
-    <w:lsdException w:name="List Table 3 Accent 1" w:uiPriority="48"/>
-    <w:lsdException w:name="List Table 4 Accent 1" w:uiPriority="49"/>
-    <w:lsdException w:name="List Table 5 Dark Accent 1" w:uiPriority="50"/>
-    <w:lsdException w:name="List Table 6 Colorful Accent 1" w:uiPriority="51"/>
-    <w:lsdException w:name="List Table 7 Colorful Accent 1" w:uiPriority="52"/>
-    <w:lsdException w:name="List Table 1 Light Accent 2" w:uiPriority="46"/>
-    <w:lsdException w:name="List Table 2 Accent 2" w:uiPriority="47"/>
-    <w:lsdException w:name="List Table 3 Accent 2" w:uiPriority="48"/>
-    <w:lsdException w:name="List Table 4 Accent 2" w:uiPriority="49"/>
-    <w:lsdException w:name="List Table 5 Dark Accent 2" w:uiPriority="50"/>
-    <w:lsdException w:name="List Table 6 Colorful Accent 2" w:uiPriority="51"/>
-    <w:lsdException w:name="List Table 7 Colorful Accent 2" w:uiPriority="52"/>
-    <w:lsdException w:name="List Table 1 Light Accent 3" w:uiPriority="46"/>
-    <w:lsdException w:name="List Table 2 Accent 3" w:uiPriority="47"/>
-    <w:lsdException w:name="List Table 3 Accent 3" w:uiPriority="48"/>
-    <w:lsdException w:name="List Table 4 Accent 3" w:uiPriority="49"/>
-    <w:lsdException w:name="List Table 5 Dark Accent 3" w:uiPriority="50"/>
-    <w:lsdException w:name="List Table 6 Colorful Accent 3" w:uiPriority="51"/>
-    <w:lsdException w:name="List Table 7 Colorful Accent 3" w:uiPriority="52"/>
-    <w:lsdException w:name="List Table 1 Light Accent 4" w:uiPriority="46"/>
-    <w:lsdException w:name="List Table 2 Accent 4" w:uiPriority="47"/>
-    <w:lsdException w:name="List Table 3 Accent 4" w:uiPriority="48"/>
-    <w:lsdException w:name="List Table 4 Accent 4" w:uiPriority="49"/>
-    <w:lsdException w:name="List Table 5 Dark Accent 4" w:uiPriority="50"/>
-    <w:lsdException w:name="List Table 6 Colorful Accent 4" w:uiPriority="51"/>
-    <w:lsdException w:name="List Table 7 Colorful Accent 4" w:uiPriority="52"/>
-    <w:lsdException w:name="List Table 1 Light Accent 5" w:uiPriority="46"/>
-    <w:lsdException w:name="List Table 2 Accent 5" w:uiPriority="47"/>
-    <w:lsdException w:name="List Table 3 Accent 5" w:uiPriority="48"/>
-    <w:lsdException w:name="List Table 4 Accent 5" w:uiPriority="49"/>
-    <w:lsdException w:name="List Table 5 Dark Accent 5" w:uiPriority="50"/>
-    <w:lsdException w:name="List Table 6 Colorful Accent 5" w:uiPriority="51"/>
-    <w:lsdException w:name="List Table 7 Colorful Accent 5" w:uiPriority="52"/>
-    <w:lsdException w:name="List Table 1 Light Accent 6" w:uiPriority="46"/>
-    <w:lsdException w:name="List Table 2 Accent 6" w:uiPriority="47"/>
-    <w:lsdException w:name="List Table 3 Accent 6" w:uiPriority="48"/>
-    <w:lsdException w:name="List Table 4 Accent 6" w:uiPriority="49"/>
-    <w:lsdException w:name="List Table 5 Dark Accent 6" w:uiPriority="50"/>
-    <w:lsdException w:name="List Table 6 Colorful Accent 6" w:uiPriority="51"/>
-    <w:lsdException w:name="List Table 7 Colorful Accent 6" w:uiPriority="52"/>
+  <w:latentStyles w:defLockedState="0" w:defUIPriority="99" w:defSemiHidden="1" w:defUnhideWhenUsed="1" w:defQFormat="0" w:count="267">
+    <w:lsdException w:name="Normal" w:semiHidden="0" w:uiPriority="0" w:unhideWhenUsed="0" w:qFormat="1"/>
+    <w:lsdException w:name="heading 1" w:semiHidden="0" w:uiPriority="9" w:unhideWhenUsed="0" w:qFormat="1"/>
+    <w:lsdException w:name="heading 2" w:uiPriority="9" w:qFormat="1"/>
+    <w:lsdException w:name="heading 3" w:uiPriority="9" w:qFormat="1"/>
+    <w:lsdException w:name="heading 4" w:uiPriority="9" w:qFormat="1"/>
+    <w:lsdException w:name="heading 5" w:uiPriority="9" w:qFormat="1"/>
+    <w:lsdException w:name="heading 6" w:uiPriority="9" w:qFormat="1"/>
+    <w:lsdException w:name="heading 7" w:uiPriority="9" w:qFormat="1"/>
+    <w:lsdException w:name="heading 8" w:uiPriority="9" w:qFormat="1"/>
+    <w:lsdException w:name="heading 9" w:uiPriority="9" w:qFormat="1"/>
+    <w:lsdException w:name="toc 1" w:uiPriority="39"/>
+    <w:lsdException w:name="toc 2" w:uiPriority="39"/>
+    <w:lsdException w:name="toc 3" w:uiPriority="39"/>
+    <w:lsdException w:name="toc 4" w:uiPriority="39"/>
+    <w:lsdException w:name="toc 5" w:uiPriority="39"/>
+    <w:lsdException w:name="toc 6" w:uiPriority="39"/>
+    <w:lsdException w:name="toc 7" w:uiPriority="39"/>
+    <w:lsdException w:name="toc 8" w:uiPriority="39"/>
+    <w:lsdException w:name="toc 9" w:uiPriority="39"/>
+    <w:lsdException w:name="caption" w:uiPriority="35" w:qFormat="1"/>
+    <w:lsdException w:name="Title" w:semiHidden="0" w:uiPriority="10" w:unhideWhenUsed="0" w:qFormat="1"/>
+    <w:lsdException w:name="Default Paragraph Font" w:uiPriority="1"/>
+    <w:lsdException w:name="Subtitle" w:semiHidden="0" w:uiPriority="11" w:unhideWhenUsed="0" w:qFormat="1"/>
+    <w:lsdException w:name="Strong" w:semiHidden="0" w:uiPriority="22" w:unhideWhenUsed="0" w:qFormat="1"/>
+    <w:lsdException w:name="Emphasis" w:semiHidden="0" w:uiPriority="20" w:unhideWhenUsed="0" w:qFormat="1"/>
+    <w:lsdException w:name="Table Grid" w:semiHidden="0" w:uiPriority="39" w:unhideWhenUsed="0"/>
+    <w:lsdException w:name="Placeholder Text" w:unhideWhenUsed="0"/>
+    <w:lsdException w:name="No Spacing" w:semiHidden="0" w:uiPriority="1" w:unhideWhenUsed="0" w:qFormat="1"/>
+    <w:lsdException w:name="Light Shading" w:semiHidden="0" w:uiPriority="60" w:unhideWhenUsed="0"/>
+    <w:lsdException w:name="Light List" w:semiHidden="0" w:uiPriority="61" w:unhideWhenUsed="0"/>
+    <w:lsdException w:name="Light Grid" w:semiHidden="0" w:uiPriority="62" w:unhideWhenUsed="0"/>
+    <w:lsdException w:name="Medium Shading 1" w:semiHidden="0" w:uiPriority="63" w:unhideWhenUsed="0"/>
+    <w:lsdException w:name="Medium Shading 2" w:semiHidden="0" w:uiPriority="64" w:unhideWhenUsed="0"/>
+    <w:lsdException w:name="Medium List 1" w:semiHidden="0" w:uiPriority="65" w:unhideWhenUsed="0"/>
+    <w:lsdException w:name="Medium List 2" w:semiHidden="0" w:uiPriority="66" w:unhideWhenUsed="0"/>
+    <w:lsdException w:name="Medium Grid 1" w:semiHidden="0" w:uiPriority="67" w:unhideWhenUsed="0"/>
+    <w:lsdException w:name="Medium Grid 2" w:semiHidden="0" w:uiPriority="68" w:unhideWhenUsed="0"/>
+    <w:lsdException w:name="Medium Grid 3" w:semiHidden="0" w:uiPriority="69" w:unhideWhenUsed="0"/>
+    <w:lsdException w:name="Dark List" w:semiHidden="0" w:uiPriority="70" w:unhideWhenUsed="0"/>
+    <w:lsdException w:name="Colorful Shading" w:semiHidden="0" w:uiPriority="71" w:unhideWhenUsed="0"/>
+    <w:lsdException w:name="Colorful List" w:semiHidden="0" w:uiPriority="72" w:unhideWhenUsed="0"/>
+    <w:lsdException w:name="Colorful Grid" w:semiHidden="0" w:uiPriority="73" w:unhideWhenUsed="0"/>
+    <w:lsdException w:name="Light Shading Accent 1" w:semiHidden="0" w:uiPriority="60" w:unhideWhenUsed="0"/>
+    <w:lsdException w:name="Light List Accent 1" w:semiHidden="0" w:uiPriority="61" w:unhideWhenUsed="0"/>
+    <w:lsdException w:name="Light Grid Accent 1" w:semiHidden="0" w:uiPriority="62" w:unhideWhenUsed="0"/>
+    <w:lsdException w:name="Medium Shading 1 Accent 1" w:semiHidden="0" w:uiPriority="63" w:unhideWhenUsed="0"/>
+    <w:lsdException w:name="Medium Shading 2 Accent 1" w:semiHidden="0" w:uiPriority="64" w:unhideWhenUsed="0"/>
+    <w:lsdException w:name="Medium List 1 Accent 1" w:semiHidden="0" w:uiPriority="65" w:unhideWhenUsed="0"/>
+    <w:lsdException w:name="Revision" w:unhideWhenUsed="0"/>
+    <w:lsdException w:name="List Paragraph" w:semiHidden="0" w:uiPriority="34" w:unhideWhenUsed="0" w:qFormat="1"/>
+    <w:lsdException w:name="Quote" w:semiHidden="0" w:uiPriority="29" w:unhideWhenUsed="0" w:qFormat="1"/>
+    <w:lsdException w:name="Intense Quote" w:semiHidden="0" w:uiPriority="30" w:unhideWhenUsed="0" w:qFormat="1"/>
+    <w:lsdException w:name="Medium List 2 Accent 1" w:semiHidden="0" w:uiPriority="66" w:unhideWhenUsed="0"/>
+    <w:lsdException w:name="Medium Grid 1 Accent 1" w:semiHidden="0" w:uiPriority="67" w:unhideWhenUsed="0"/>
+    <w:lsdException w:name="Medium Grid 2 Accent 1" w:semiHidden="0" w:uiPriority="68" w:unhideWhenUsed="0"/>
+    <w:lsdException w:name="Medium Grid 3 Accent 1" w:semiHidden="0" w:uiPriority="69" w:unhideWhenUsed="0"/>
+    <w:lsdException w:name="Dark List Accent 1" w:semiHidden="0" w:uiPriority="70" w:unhideWhenUsed="0"/>
+    <w:lsdException w:name="Colorful Shading Accent 1" w:semiHidden="0" w:uiPriority="71" w:unhideWhenUsed="0"/>
+    <w:lsdException w:name="Colorful List Accent 1" w:semiHidden="0" w:uiPriority="72" w:unhideWhenUsed="0"/>
+    <w:lsdException w:name="Colorful Grid Accent 1" w:semiHidden="0" w:uiPriority="73" w:unhideWhenUsed="0"/>
+    <w:lsdException w:name="Light Shading Accent 2" w:semiHidden="0" w:uiPriority="60" w:unhideWhenUsed="0"/>
+    <w:lsdException w:name="Light List Accent 2" w:semiHidden="0" w:uiPriority="61" w:unhideWhenUsed="0"/>
+    <w:lsdException w:name="Light Grid Accent 2" w:semiHidden="0" w:uiPriority="62" w:unhideWhenUsed="0"/>
+    <w:lsdException w:name="Medium Shading 1 Accent 2" w:semiHidden="0" w:uiPriority="63" w:unhideWhenUsed="0"/>
+    <w:lsdException w:name="Medium Shading 2 Accent 2" w:semiHidden="0" w:uiPriority="64" w:unhideWhenUsed="0"/>
+    <w:lsdException w:name="Medium List 1 Accent 2" w:semiHidden="0" w:uiPriority="65" w:unhideWhenUsed="0"/>
+    <w:lsdException w:name="Medium List 2 Accent 2" w:semiHidden="0" w:uiPriority="66" w:unhideWhenUsed="0"/>
+    <w:lsdException w:name="Medium Grid 1 Accent 2" w:semiHidden="0" w:uiPriority="67" w:unhideWhenUsed="0"/>
+    <w:lsdException w:name="Medium Grid 2 Accent 2" w:semiHidden="0" w:uiPriority="68" w:unhideWhenUsed="0"/>
+    <w:lsdException w:name="Medium Grid 3 Accent 2" w:semiHidden="0" w:uiPriority="69" w:unhideWhenUsed="0"/>
+    <w:lsdException w:name="Dark List Accent 2" w:semiHidden="0" w:uiPriority="70" w:unhideWhenUsed="0"/>
+    <w:lsdException w:name="Colorful Shading Accent 2" w:semiHidden="0" w:uiPriority="71" w:unhideWhenUsed="0"/>
+    <w:lsdException w:name="Colorful List Accent 2" w:semiHidden="0" w:uiPriority="72" w:unhideWhenUsed="0"/>
+    <w:lsdException w:name="Colorful Grid Accent 2" w:semiHidden="0" w:uiPriority="73" w:unhideWhenUsed="0"/>
+    <w:lsdException w:name="Light Shading Accent 3" w:semiHidden="0" w:uiPriority="60" w:unhideWhenUsed="0"/>
+    <w:lsdException w:name="Light List Accent 3" w:semiHidden="0" w:uiPriority="61" w:unhideWhenUsed="0"/>
+    <w:lsdException w:name="Light Grid Accent 3" w:semiHidden="0" w:uiPriority="62" w:unhideWhenUsed="0"/>
+    <w:lsdException w:name="Medium Shading 1 Accent 3" w:semiHidden="0" w:uiPriority="63" w:unhideWhenUsed="0"/>
+    <w:lsdException w:name="Medium Shading 2 Accent 3" w:semiHidden="0" w:uiPriority="64" w:unhideWhenUsed="0"/>
+    <w:lsdException w:name="Medium List 1 Accent 3" w:semiHidden="0" w:uiPriority="65" w:unhideWhenUsed="0"/>
+    <w:lsdException w:name="Medium List 2 Accent 3" w:semiHidden="0" w:uiPriority="66" w:unhideWhenUsed="0"/>
+    <w:lsdException w:name="Medium Grid 1 Accent 3" w:semiHidden="0" w:uiPriority="67" w:unhideWhenUsed="0"/>
+    <w:lsdException w:name="Medium Grid 2 Accent 3" w:semiHidden="0" w:uiPriority="68" w:unhideWhenUsed="0"/>
+    <w:lsdException w:name="Medium Grid 3 Accent 3" w:semiHidden="0" w:uiPriority="69" w:unhideWhenUsed="0"/>
+    <w:lsdException w:name="Dark List Accent 3" w:semiHidden="0" w:uiPriority="70" w:unhideWhenUsed="0"/>
+    <w:lsdException w:name="Colorful Shading Accent 3" w:semiHidden="0" w:uiPriority="71" w:unhideWhenUsed="0"/>
+    <w:lsdException w:name="Colorful List Accent 3" w:semiHidden="0" w:uiPriority="72" w:unhideWhenUsed="0"/>
+    <w:lsdException w:name="Colorful Grid Accent 3" w:semiHidden="0" w:uiPriority="73" w:unhideWhenUsed="0"/>
+    <w:lsdException w:name="Light Shading Accent 4" w:semiHidden="0" w:uiPriority="60" w:unhideWhenUsed="0"/>
+    <w:lsdException w:name="Light List Accent 4" w:semiHidden="0" w:uiPriority="61" w:unhideWhenUsed="0"/>
+    <w:lsdException w:name="Light Grid Accent 4" w:semiHidden="0" w:uiPriority="62" w:unhideWhenUsed="0"/>
+    <w:lsdException w:name="Medium Shading 1 Accent 4" w:semiHidden="0" w:uiPriority="63" w:unhideWhenUsed="0"/>
+    <w:lsdException w:name="Medium Shading 2 Accent 4" w:semiHidden="0" w:uiPriority="64" w:unhideWhenUsed="0"/>
+    <w:lsdException w:name="Medium List 1 Accent 4" w:semiHidden="0" w:uiPriority="65" w:unhideWhenUsed="0"/>
+    <w:lsdException w:name="Medium List 2 Accent 4" w:semiHidden="0" w:uiPriority="66" w:unhideWhenUsed="0"/>
+    <w:lsdException w:name="Medium Grid 1 Accent 4" w:semiHidden="0" w:uiPriority="67" w:unhideWhenUsed="0"/>
+    <w:lsdException w:name="Medium Grid 2 Accent 4" w:semiHidden="0" w:uiPriority="68" w:unhideWhenUsed="0"/>
+    <w:lsdException w:name="Medium Grid 3 Accent 4" w:semiHidden="0" w:uiPriority="69" w:unhideWhenUsed="0"/>
+    <w:lsdException w:name="Dark List Accent 4" w:semiHidden="0" w:uiPriority="70" w:unhideWhenUsed="0"/>
+    <w:lsdException w:name="Colorful Shading Accent 4" w:semiHidden="0" w:uiPriority="71" w:unhideWhenUsed="0"/>
+    <w:lsdException w:name="Colorful List Accent 4" w:semiHidden="0" w:uiPriority="72" w:unhideWhenUsed="0"/>
+    <w:lsdException w:name="Colorful Grid Accent 4" w:semiHidden="0" w:uiPriority="73" w:unhideWhenUsed="0"/>
+    <w:lsdException w:name="Light Shading Accent 5" w:semiHidden="0" w:uiPriority="60" w:unhideWhenUsed="0"/>
+    <w:lsdException w:name="Light List Accent 5" w:semiHidden="0" w:uiPriority="61" w:unhideWhenUsed="0"/>
+    <w:lsdException w:name="Light Grid Accent 5" w:semiHidden="0" w:uiPriority="62" w:unhideWhenUsed="0"/>
+    <w:lsdException w:name="Medium Shading 1 Accent 5" w:semiHidden="0" w:uiPriority="63" w:unhideWhenUsed="0"/>
+    <w:lsdException w:name="Medium Shading 2 Accent 5" w:semiHidden="0" w:uiPriority="64" w:unhideWhenUsed="0"/>
+    <w:lsdException w:name="Medium List 1 Accent 5" w:semiHidden="0" w:uiPriority="65" w:unhideWhenUsed="0"/>
+    <w:lsdException w:name="Medium List 2 Accent 5" w:semiHidden="0" w:uiPriority="66" w:unhideWhenUsed="0"/>
+    <w:lsdException w:name="Medium Grid 1 Accent 5" w:semiHidden="0" w:uiPriority="67" w:unhideWhenUsed="0"/>
+    <w:lsdException w:name="Medium Grid 2 Accent 5" w:semiHidden="0" w:uiPriority="68" w:unhideWhenUsed="0"/>
+    <w:lsdException w:name="Medium Grid 3 Accent 5" w:semiHidden="0" w:uiPriority="69" w:unhideWhenUsed="0"/>
+    <w:lsdException w:name="Dark List Accent 5" w:semiHidden="0" w:uiPriority="70" w:unhideWhenUsed="0"/>
+    <w:lsdException w:name="Colorful Shading Accent 5" w:semiHidden="0" w:uiPriority="71" w:unhideWhenUsed="0"/>
+    <w:lsdException w:name="Colorful List Accent 5" w:semiHidden="0" w:uiPriority="72" w:unhideWhenUsed="0"/>
+    <w:lsdException w:name="Colorful Grid Accent 5" w:semiHidden="0" w:uiPriority="73" w:unhideWhenUsed="0"/>
+    <w:lsdException w:name="Light Shading Accent 6" w:semiHidden="0" w:uiPriority="60" w:unhideWhenUsed="0"/>
+    <w:lsdException w:name="Light List Accent 6" w:semiHidden="0" w:uiPriority="61" w:unhideWhenUsed="0"/>
+    <w:lsdException w:name="Light Grid Accent 6" w:semiHidden="0" w:uiPriority="62" w:unhideWhenUsed="0"/>
+    <w:lsdException w:name="Medium Shading 1 Accent 6" w:semiHidden="0" w:uiPriority="63" w:unhideWhenUsed="0"/>
+    <w:lsdException w:name="Medium Shading 2 Accent 6" w:semiHidden="0" w:uiPriority="64" w:unhideWhenUsed="0"/>
+    <w:lsdException w:name="Medium List 1 Accent 6" w:semiHidden="0" w:uiPriority="65" w:unhideWhenUsed="0"/>
+    <w:lsdException w:name="Medium List 2 Accent 6" w:semiHidden="0" w:uiPriority="66" w:unhideWhenUsed="0"/>
+    <w:lsdException w:name="Medium Grid 1 Accent 6" w:semiHidden="0" w:uiPriority="67" w:unhideWhenUsed="0"/>
+    <w:lsdException w:name="Medium Grid 2 Accent 6" w:semiHidden="0" w:uiPriority="68" w:unhideWhenUsed="0"/>
+    <w:lsdException w:name="Medium Grid 3 Accent 6" w:semiHidden="0" w:uiPriority="69" w:unhideWhenUsed="0"/>
+    <w:lsdException w:name="Dark List Accent 6" w:semiHidden="0" w:uiPriority="70" w:unhideWhenUsed="0"/>
+    <w:lsdException w:name="Colorful Shading Accent 6" w:semiHidden="0" w:uiPriority="71" w:unhideWhenUsed="0"/>
+    <w:lsdException w:name="Colorful List Accent 6" w:semiHidden="0" w:uiPriority="72" w:unhideWhenUsed="0"/>
+    <w:lsdException w:name="Colorful Grid Accent 6" w:semiHidden="0" w:uiPriority="73" w:unhideWhenUsed="0"/>
+    <w:lsdException w:name="Subtle Emphasis" w:semiHidden="0" w:uiPriority="19" w:unhideWhenUsed="0" w:qFormat="1"/>
+    <w:lsdException w:name="Intense Emphasis" w:semiHidden="0" w:uiPriority="21" w:unhideWhenUsed="0" w:qFormat="1"/>
+    <w:lsdException w:name="Subtle Reference" w:semiHidden="0" w:uiPriority="31" w:unhideWhenUsed="0" w:qFormat="1"/>
+    <w:lsdException w:name="Intense Reference" w:semiHidden="0" w:uiPriority="32" w:unhideWhenUsed="0" w:qFormat="1"/>
+    <w:lsdException w:name="Book Title" w:semiHidden="0" w:uiPriority="33" w:unhideWhenUsed="0" w:qFormat="1"/>
+    <w:lsdException w:name="Bibliography" w:uiPriority="37"/>
+    <w:lsdException w:name="TOC Heading" w:uiPriority="39" w:qFormat="1"/>
   </w:latentStyles>
   <w:style w:type="paragraph" w:default="1" w:styleId="Normal">
     <w:name w:val="Normal"/>
     <w:qFormat/>
+    <w:rsid w:val="00D77625"/>
   </w:style>
   <w:style w:type="character" w:default="1" w:styleId="Fuentedeprrafopredeter">
     <w:name w:val="Default Paragraph Font"/>
@@ -6134,6 +5989,7 @@
     <w:uiPriority w:val="99"/>
     <w:semiHidden/>
     <w:unhideWhenUsed/>
+    <w:qFormat/>
     <w:tblPr>
       <w:tblInd w:w="0" w:type="dxa"/>
       <w:tblCellMar>
@@ -6214,6 +6070,7 @@
       <w:spacing w:after="0" w:line="240" w:lineRule="auto"/>
     </w:pPr>
     <w:tblPr>
+      <w:tblInd w:w="0" w:type="dxa"/>
       <w:tblBorders>
         <w:top w:val="single" w:sz="4" w:space="0" w:color="auto"/>
         <w:left w:val="single" w:sz="4" w:space="0" w:color="auto"/>
@@ -6222,6 +6079,12 @@
         <w:insideH w:val="single" w:sz="4" w:space="0" w:color="auto"/>
         <w:insideV w:val="single" w:sz="4" w:space="0" w:color="auto"/>
       </w:tblBorders>
+      <w:tblCellMar>
+        <w:top w:w="0" w:type="dxa"/>
+        <w:left w:w="108" w:type="dxa"/>
+        <w:bottom w:w="0" w:type="dxa"/>
+        <w:right w:w="108" w:type="dxa"/>
+      </w:tblCellMar>
     </w:tblPr>
   </w:style>
 </w:styles>
@@ -6270,7 +6133,7 @@
     </a:clrScheme>
     <a:fontScheme name="Office">
       <a:majorFont>
-        <a:latin typeface="Calibri Light" panose="020F0302020204030204"/>
+        <a:latin typeface="Calibri Light"/>
         <a:ea typeface=""/>
         <a:cs typeface=""/>
         <a:font script="Jpan" typeface="ＭＳ ゴシック"/>
@@ -6305,7 +6168,7 @@
         <a:font script="Geor" typeface="Sylfaen"/>
       </a:majorFont>
       <a:minorFont>
-        <a:latin typeface="Calibri" panose="020F0502020204030204"/>
+        <a:latin typeface="Calibri"/>
         <a:ea typeface=""/>
         <a:cs typeface=""/>
         <a:font script="Jpan" typeface="ＭＳ 明朝"/>
@@ -6482,7 +6345,7 @@
   <a:extraClrSchemeLst/>
   <a:extLst>
     <a:ext uri="{05A4C25C-085E-4340-85A3-A5531E510DB2}">
-      <thm15:themeFamily xmlns:thm15="http://schemas.microsoft.com/office/thememl/2012/main" name="Office Theme" id="{62F939B6-93AF-4DB8-9C6B-D6C7DFDC589F}" vid="{4A3C46E8-61CC-4603-A589-7422A47A8E4A}"/>
+      <thm15:themeFamily xmlns:thm15="http://schemas.microsoft.com/office/thememl/2012/main" xmlns="" name="Office Theme" id="{62F939B6-93AF-4DB8-9C6B-D6C7DFDC589F}" vid="{4A3C46E8-61CC-4603-A589-7422A47A8E4A}"/>
     </a:ext>
   </a:extLst>
 </a:theme>
